--- a/docs/MemberFrame-User-Guide.docx
+++ b/docs/MemberFrame-User-Guide.docx
@@ -6,10 +6,9 @@
       <w:pPr>
         <w:spacing w:before="2800"/>
       </w:pPr>
-      <w:bookmarkStart w:id="0" w:name="_GoBack"/>
-      <w:bookmarkEnd w:id="0"/>
-    </w:p>
-    <w:p>
+    </w:p>
+    <w:p>
+      <w:proofErr w:type="spellStart"/>
       <w:r>
         <w:rPr>
           <w:b/>
@@ -20,6 +19,7 @@
         </w:rPr>
         <w:t>MemberFrame</w:t>
       </w:r>
+      <w:proofErr w:type="spellEnd"/>
     </w:p>
     <w:p>
       <w:pPr>
@@ -53,20 +53,623 @@
         <w:rPr>
           <w:color w:val="6B7280"/>
         </w:rPr>
-        <w:t>For Framer creators and the teams who set up and run MemberFrame</w:t>
-      </w:r>
-    </w:p>
-    <w:p>
+        <w:t xml:space="preserve">For Framer creators and the teams who set up and run </w:t>
+      </w:r>
+      <w:proofErr w:type="spellStart"/>
       <w:r>
         <w:rPr>
           <w:color w:val="6B7280"/>
         </w:rPr>
+        <w:t>MemberFrame</w:t>
+      </w:r>
+      <w:proofErr w:type="spellEnd"/>
+    </w:p>
+    <w:p>
+      <w:pPr>
+        <w:rPr>
+          <w:color w:val="6B7280"/>
+        </w:rPr>
+      </w:pPr>
+      <w:r>
+        <w:rPr>
+          <w:color w:val="6B7280"/>
+        </w:rPr>
         <w:t>Version 1.0, October 2026</w:t>
       </w:r>
     </w:p>
     <w:p>
+      <w:pPr>
+        <w:rPr>
+          <w:rFonts w:ascii="Times New Roman" w:eastAsia="Times New Roman" w:hAnsi="Times New Roman" w:cs="Times New Roman"/>
+          <w:color w:val="auto"/>
+          <w:sz w:val="24"/>
+          <w:szCs w:val="24"/>
+        </w:rPr>
+      </w:pPr>
+      <w:r>
+        <w:br/>
+        <w:t xml:space="preserve">Feature </w:t>
+      </w:r>
+      <w:proofErr w:type="gramStart"/>
+      <w:r>
+        <w:t>List :</w:t>
+      </w:r>
+      <w:proofErr w:type="gramEnd"/>
+      <w:r>
+        <w:t xml:space="preserve"> </w:t>
+      </w:r>
+      <w:r>
+        <w:br/>
+      </w:r>
+      <w:r>
+        <w:rPr>
+          <w:rFonts w:ascii="Times New Roman" w:eastAsia="Times New Roman" w:hAnsi="Times New Roman" w:cs="Times New Roman"/>
+          <w:color w:val="auto"/>
+          <w:sz w:val="24"/>
+          <w:szCs w:val="24"/>
+        </w:rPr>
+        <w:t xml:space="preserve">Feature List : </w:t>
+      </w:r>
+    </w:p>
+    <w:p>
+      <w:pPr>
+        <w:spacing w:line="240" w:lineRule="auto"/>
+        <w:rPr>
+          <w:rFonts w:ascii="Times New Roman" w:eastAsia="Times New Roman" w:hAnsi="Times New Roman" w:cs="Times New Roman"/>
+          <w:color w:val="auto"/>
+          <w:sz w:val="24"/>
+          <w:szCs w:val="24"/>
+        </w:rPr>
+      </w:pPr>
+      <w:proofErr w:type="spellStart"/>
+      <w:r>
+        <w:rPr>
+          <w:rFonts w:ascii="Times New Roman" w:eastAsia="Times New Roman" w:hAnsi="Times New Roman" w:cs="Times New Roman"/>
+          <w:color w:val="auto"/>
+          <w:sz w:val="24"/>
+          <w:szCs w:val="24"/>
+        </w:rPr>
+        <w:t>MemberFrame</w:t>
+      </w:r>
+      <w:proofErr w:type="spellEnd"/>
+      <w:r>
+        <w:rPr>
+          <w:rFonts w:ascii="Times New Roman" w:eastAsia="Times New Roman" w:hAnsi="Times New Roman" w:cs="Times New Roman"/>
+          <w:color w:val="auto"/>
+          <w:sz w:val="24"/>
+          <w:szCs w:val="24"/>
+        </w:rPr>
+        <w:t xml:space="preserve"> core features for Framer </w:t>
+      </w:r>
+      <w:proofErr w:type="gramStart"/>
+      <w:r>
+        <w:rPr>
+          <w:rFonts w:ascii="Times New Roman" w:eastAsia="Times New Roman" w:hAnsi="Times New Roman" w:cs="Times New Roman"/>
+          <w:color w:val="auto"/>
+          <w:sz w:val="24"/>
+          <w:szCs w:val="24"/>
+        </w:rPr>
+        <w:t>users</w:t>
+      </w:r>
+      <w:r>
+        <w:rPr>
+          <w:rFonts w:ascii="Times New Roman" w:eastAsia="Times New Roman" w:hAnsi="Times New Roman" w:cs="Times New Roman"/>
+          <w:color w:val="auto"/>
+          <w:sz w:val="24"/>
+          <w:szCs w:val="24"/>
+        </w:rPr>
+        <w:t xml:space="preserve"> :</w:t>
+      </w:r>
+      <w:proofErr w:type="gramEnd"/>
+    </w:p>
+    <w:p>
+      <w:pPr>
+        <w:numPr>
+          <w:ilvl w:val="0"/>
+          <w:numId w:val="26"/>
+        </w:numPr>
+        <w:spacing w:before="100" w:beforeAutospacing="1" w:after="100" w:afterAutospacing="1" w:line="240" w:lineRule="auto"/>
+        <w:rPr>
+          <w:rFonts w:ascii="Times New Roman" w:eastAsia="Times New Roman" w:hAnsi="Times New Roman" w:cs="Times New Roman"/>
+          <w:color w:val="auto"/>
+          <w:sz w:val="24"/>
+          <w:szCs w:val="24"/>
+        </w:rPr>
+      </w:pPr>
+      <w:r>
+        <w:rPr>
+          <w:rFonts w:ascii="Times New Roman" w:eastAsia="Times New Roman" w:hAnsi="Times New Roman" w:cs="Times New Roman"/>
+          <w:color w:val="auto"/>
+          <w:sz w:val="24"/>
+          <w:szCs w:val="24"/>
+        </w:rPr>
+        <w:t>Member sign up and sign in: email and password, email code, magic link, and Google, GitHub, Apple or Discord</w:t>
+      </w:r>
+    </w:p>
+    <w:p>
+      <w:pPr>
+        <w:numPr>
+          <w:ilvl w:val="0"/>
+          <w:numId w:val="26"/>
+        </w:numPr>
+        <w:spacing w:before="100" w:beforeAutospacing="1" w:after="100" w:afterAutospacing="1" w:line="240" w:lineRule="auto"/>
+        <w:rPr>
+          <w:rFonts w:ascii="Times New Roman" w:eastAsia="Times New Roman" w:hAnsi="Times New Roman" w:cs="Times New Roman"/>
+          <w:color w:val="auto"/>
+          <w:sz w:val="24"/>
+          <w:szCs w:val="24"/>
+        </w:rPr>
+      </w:pPr>
+      <w:r>
+        <w:rPr>
+          <w:rFonts w:ascii="Times New Roman" w:eastAsia="Times New Roman" w:hAnsi="Times New Roman" w:cs="Times New Roman"/>
+          <w:color w:val="auto"/>
+          <w:sz w:val="24"/>
+          <w:szCs w:val="24"/>
+        </w:rPr>
+        <w:t>Password reset and email verification</w:t>
+      </w:r>
+    </w:p>
+    <w:p>
+      <w:pPr>
+        <w:numPr>
+          <w:ilvl w:val="0"/>
+          <w:numId w:val="26"/>
+        </w:numPr>
+        <w:spacing w:before="100" w:beforeAutospacing="1" w:after="100" w:afterAutospacing="1" w:line="240" w:lineRule="auto"/>
+        <w:rPr>
+          <w:rFonts w:ascii="Times New Roman" w:eastAsia="Times New Roman" w:hAnsi="Times New Roman" w:cs="Times New Roman"/>
+          <w:color w:val="auto"/>
+          <w:sz w:val="24"/>
+          <w:szCs w:val="24"/>
+        </w:rPr>
+      </w:pPr>
+      <w:r>
+        <w:rPr>
+          <w:rFonts w:ascii="Times New Roman" w:eastAsia="Times New Roman" w:hAnsi="Times New Roman" w:cs="Times New Roman"/>
+          <w:color w:val="auto"/>
+          <w:sz w:val="24"/>
+          <w:szCs w:val="24"/>
+        </w:rPr>
+        <w:t>Membership tiers: Free plus paid plans with monthly, yearly or lifetime prices</w:t>
+      </w:r>
+    </w:p>
+    <w:p>
+      <w:pPr>
+        <w:numPr>
+          <w:ilvl w:val="0"/>
+          <w:numId w:val="26"/>
+        </w:numPr>
+        <w:spacing w:before="100" w:beforeAutospacing="1" w:after="100" w:afterAutospacing="1" w:line="240" w:lineRule="auto"/>
+        <w:rPr>
+          <w:rFonts w:ascii="Times New Roman" w:eastAsia="Times New Roman" w:hAnsi="Times New Roman" w:cs="Times New Roman"/>
+          <w:color w:val="auto"/>
+          <w:sz w:val="24"/>
+          <w:szCs w:val="24"/>
+        </w:rPr>
+      </w:pPr>
+      <w:r>
+        <w:rPr>
+          <w:rFonts w:ascii="Times New Roman" w:eastAsia="Times New Roman" w:hAnsi="Times New Roman" w:cs="Times New Roman"/>
+          <w:color w:val="auto"/>
+          <w:sz w:val="24"/>
+          <w:szCs w:val="24"/>
+        </w:rPr>
+        <w:t xml:space="preserve">Paid memberships through Stripe, Lemon Squeezy or </w:t>
+      </w:r>
+      <w:proofErr w:type="spellStart"/>
+      <w:r>
+        <w:rPr>
+          <w:rFonts w:ascii="Times New Roman" w:eastAsia="Times New Roman" w:hAnsi="Times New Roman" w:cs="Times New Roman"/>
+          <w:color w:val="auto"/>
+          <w:sz w:val="24"/>
+          <w:szCs w:val="24"/>
+        </w:rPr>
+        <w:t>Razorpay</w:t>
+      </w:r>
+      <w:proofErr w:type="spellEnd"/>
+    </w:p>
+    <w:p>
+      <w:pPr>
+        <w:numPr>
+          <w:ilvl w:val="0"/>
+          <w:numId w:val="26"/>
+        </w:numPr>
+        <w:spacing w:before="100" w:beforeAutospacing="1" w:after="100" w:afterAutospacing="1" w:line="240" w:lineRule="auto"/>
+        <w:rPr>
+          <w:rFonts w:ascii="Times New Roman" w:eastAsia="Times New Roman" w:hAnsi="Times New Roman" w:cs="Times New Roman"/>
+          <w:color w:val="auto"/>
+          <w:sz w:val="24"/>
+          <w:szCs w:val="24"/>
+        </w:rPr>
+      </w:pPr>
+      <w:r>
+        <w:rPr>
+          <w:rFonts w:ascii="Times New Roman" w:eastAsia="Times New Roman" w:hAnsi="Times New Roman" w:cs="Times New Roman"/>
+          <w:color w:val="auto"/>
+          <w:sz w:val="24"/>
+          <w:szCs w:val="24"/>
+        </w:rPr>
+        <w:t>Multi-currency pricing table with checkout</w:t>
+      </w:r>
+    </w:p>
+    <w:p>
+      <w:pPr>
+        <w:numPr>
+          <w:ilvl w:val="0"/>
+          <w:numId w:val="26"/>
+        </w:numPr>
+        <w:spacing w:before="100" w:beforeAutospacing="1" w:after="100" w:afterAutospacing="1" w:line="240" w:lineRule="auto"/>
+        <w:rPr>
+          <w:rFonts w:ascii="Times New Roman" w:eastAsia="Times New Roman" w:hAnsi="Times New Roman" w:cs="Times New Roman"/>
+          <w:color w:val="auto"/>
+          <w:sz w:val="24"/>
+          <w:szCs w:val="24"/>
+        </w:rPr>
+      </w:pPr>
+      <w:r>
+        <w:rPr>
+          <w:rFonts w:ascii="Times New Roman" w:eastAsia="Times New Roman" w:hAnsi="Times New Roman" w:cs="Times New Roman"/>
+          <w:color w:val="auto"/>
+          <w:sz w:val="24"/>
+          <w:szCs w:val="24"/>
+        </w:rPr>
+        <w:t>Page locks: make whole pages members-only, by tier</w:t>
+      </w:r>
+    </w:p>
+    <w:p>
+      <w:pPr>
+        <w:numPr>
+          <w:ilvl w:val="0"/>
+          <w:numId w:val="26"/>
+        </w:numPr>
+        <w:spacing w:before="100" w:beforeAutospacing="1" w:after="100" w:afterAutospacing="1" w:line="240" w:lineRule="auto"/>
+        <w:rPr>
+          <w:rFonts w:ascii="Times New Roman" w:eastAsia="Times New Roman" w:hAnsi="Times New Roman" w:cs="Times New Roman"/>
+          <w:color w:val="auto"/>
+          <w:sz w:val="24"/>
+          <w:szCs w:val="24"/>
+        </w:rPr>
+      </w:pPr>
+      <w:r>
+        <w:rPr>
+          <w:rFonts w:ascii="Times New Roman" w:eastAsia="Times New Roman" w:hAnsi="Times New Roman" w:cs="Times New Roman"/>
+          <w:color w:val="auto"/>
+          <w:sz w:val="24"/>
+          <w:szCs w:val="24"/>
+        </w:rPr>
+        <w:t>Section locks: hide sections from visitors without access</w:t>
+      </w:r>
+    </w:p>
+    <w:p>
+      <w:pPr>
+        <w:numPr>
+          <w:ilvl w:val="0"/>
+          <w:numId w:val="26"/>
+        </w:numPr>
+        <w:spacing w:before="100" w:beforeAutospacing="1" w:after="100" w:afterAutospacing="1" w:line="240" w:lineRule="auto"/>
+        <w:rPr>
+          <w:rFonts w:ascii="Times New Roman" w:eastAsia="Times New Roman" w:hAnsi="Times New Roman" w:cs="Times New Roman"/>
+          <w:color w:val="auto"/>
+          <w:sz w:val="24"/>
+          <w:szCs w:val="24"/>
+        </w:rPr>
+      </w:pPr>
+      <w:r>
+        <w:rPr>
+          <w:rFonts w:ascii="Times New Roman" w:eastAsia="Times New Roman" w:hAnsi="Times New Roman" w:cs="Times New Roman"/>
+          <w:color w:val="auto"/>
+          <w:sz w:val="24"/>
+          <w:szCs w:val="24"/>
+        </w:rPr>
+        <w:t xml:space="preserve">Soft paywall: a set number of free </w:t>
+      </w:r>
+      <w:proofErr w:type="gramStart"/>
+      <w:r>
+        <w:rPr>
+          <w:rFonts w:ascii="Times New Roman" w:eastAsia="Times New Roman" w:hAnsi="Times New Roman" w:cs="Times New Roman"/>
+          <w:color w:val="auto"/>
+          <w:sz w:val="24"/>
+          <w:szCs w:val="24"/>
+        </w:rPr>
+        <w:t>article</w:t>
+      </w:r>
+      <w:proofErr w:type="gramEnd"/>
+      <w:r>
+        <w:rPr>
+          <w:rFonts w:ascii="Times New Roman" w:eastAsia="Times New Roman" w:hAnsi="Times New Roman" w:cs="Times New Roman"/>
+          <w:color w:val="auto"/>
+          <w:sz w:val="24"/>
+          <w:szCs w:val="24"/>
+        </w:rPr>
+        <w:t xml:space="preserve"> reads, then sign up</w:t>
+      </w:r>
+    </w:p>
+    <w:p>
+      <w:pPr>
+        <w:numPr>
+          <w:ilvl w:val="0"/>
+          <w:numId w:val="26"/>
+        </w:numPr>
+        <w:spacing w:before="100" w:beforeAutospacing="1" w:after="100" w:afterAutospacing="1" w:line="240" w:lineRule="auto"/>
+        <w:rPr>
+          <w:rFonts w:ascii="Times New Roman" w:eastAsia="Times New Roman" w:hAnsi="Times New Roman" w:cs="Times New Roman"/>
+          <w:color w:val="auto"/>
+          <w:sz w:val="24"/>
+          <w:szCs w:val="24"/>
+        </w:rPr>
+      </w:pPr>
+      <w:r>
+        <w:rPr>
+          <w:rFonts w:ascii="Times New Roman" w:eastAsia="Times New Roman" w:hAnsi="Times New Roman" w:cs="Times New Roman"/>
+          <w:color w:val="auto"/>
+          <w:sz w:val="24"/>
+          <w:szCs w:val="24"/>
+        </w:rPr>
+        <w:t>Protected file downloads for members</w:t>
+      </w:r>
+    </w:p>
+    <w:p>
+      <w:pPr>
+        <w:numPr>
+          <w:ilvl w:val="0"/>
+          <w:numId w:val="26"/>
+        </w:numPr>
+        <w:spacing w:before="100" w:beforeAutospacing="1" w:after="100" w:afterAutospacing="1" w:line="240" w:lineRule="auto"/>
+        <w:rPr>
+          <w:rFonts w:ascii="Times New Roman" w:eastAsia="Times New Roman" w:hAnsi="Times New Roman" w:cs="Times New Roman"/>
+          <w:color w:val="auto"/>
+          <w:sz w:val="24"/>
+          <w:szCs w:val="24"/>
+        </w:rPr>
+      </w:pPr>
+      <w:r>
+        <w:rPr>
+          <w:rFonts w:ascii="Times New Roman" w:eastAsia="Times New Roman" w:hAnsi="Times New Roman" w:cs="Times New Roman"/>
+          <w:color w:val="auto"/>
+          <w:sz w:val="24"/>
+          <w:szCs w:val="24"/>
+        </w:rPr>
+        <w:t>Member dashboard: profile, plan, billing, cancel and resume</w:t>
+      </w:r>
+    </w:p>
+    <w:p>
+      <w:pPr>
+        <w:numPr>
+          <w:ilvl w:val="0"/>
+          <w:numId w:val="26"/>
+        </w:numPr>
+        <w:spacing w:before="100" w:beforeAutospacing="1" w:after="100" w:afterAutospacing="1" w:line="240" w:lineRule="auto"/>
+        <w:rPr>
+          <w:rFonts w:ascii="Times New Roman" w:eastAsia="Times New Roman" w:hAnsi="Times New Roman" w:cs="Times New Roman"/>
+          <w:color w:val="auto"/>
+          <w:sz w:val="24"/>
+          <w:szCs w:val="24"/>
+        </w:rPr>
+      </w:pPr>
+      <w:r>
+        <w:rPr>
+          <w:rFonts w:ascii="Times New Roman" w:eastAsia="Times New Roman" w:hAnsi="Times New Roman" w:cs="Times New Roman"/>
+          <w:color w:val="auto"/>
+          <w:sz w:val="24"/>
+          <w:szCs w:val="24"/>
+        </w:rPr>
+        <w:t>Custom profile fields</w:t>
+      </w:r>
+    </w:p>
+    <w:p>
+      <w:pPr>
+        <w:numPr>
+          <w:ilvl w:val="0"/>
+          <w:numId w:val="26"/>
+        </w:numPr>
+        <w:spacing w:before="100" w:beforeAutospacing="1" w:after="100" w:afterAutospacing="1" w:line="240" w:lineRule="auto"/>
+        <w:rPr>
+          <w:rFonts w:ascii="Times New Roman" w:eastAsia="Times New Roman" w:hAnsi="Times New Roman" w:cs="Times New Roman"/>
+          <w:color w:val="auto"/>
+          <w:sz w:val="24"/>
+          <w:szCs w:val="24"/>
+        </w:rPr>
+      </w:pPr>
+      <w:r>
+        <w:rPr>
+          <w:rFonts w:ascii="Times New Roman" w:eastAsia="Times New Roman" w:hAnsi="Times New Roman" w:cs="Times New Roman"/>
+          <w:color w:val="auto"/>
+          <w:sz w:val="24"/>
+          <w:szCs w:val="24"/>
+        </w:rPr>
+        <w:t>Bookmarks: members save items to a personal list</w:t>
+      </w:r>
+    </w:p>
+    <w:p>
+      <w:pPr>
+        <w:numPr>
+          <w:ilvl w:val="0"/>
+          <w:numId w:val="26"/>
+        </w:numPr>
+        <w:spacing w:before="100" w:beforeAutospacing="1" w:after="100" w:afterAutospacing="1" w:line="240" w:lineRule="auto"/>
+        <w:rPr>
+          <w:rFonts w:ascii="Times New Roman" w:eastAsia="Times New Roman" w:hAnsi="Times New Roman" w:cs="Times New Roman"/>
+          <w:color w:val="auto"/>
+          <w:sz w:val="24"/>
+          <w:szCs w:val="24"/>
+        </w:rPr>
+      </w:pPr>
+      <w:r>
+        <w:rPr>
+          <w:rFonts w:ascii="Times New Roman" w:eastAsia="Times New Roman" w:hAnsi="Times New Roman" w:cs="Times New Roman"/>
+          <w:color w:val="auto"/>
+          <w:sz w:val="24"/>
+          <w:szCs w:val="24"/>
+        </w:rPr>
+        <w:t>Member management: search, change tier, revoke access, magic link, delete</w:t>
+      </w:r>
+    </w:p>
+    <w:p>
+      <w:pPr>
+        <w:numPr>
+          <w:ilvl w:val="0"/>
+          <w:numId w:val="26"/>
+        </w:numPr>
+        <w:spacing w:before="100" w:beforeAutospacing="1" w:after="100" w:afterAutospacing="1" w:line="240" w:lineRule="auto"/>
+        <w:rPr>
+          <w:rFonts w:ascii="Times New Roman" w:eastAsia="Times New Roman" w:hAnsi="Times New Roman" w:cs="Times New Roman"/>
+          <w:color w:val="auto"/>
+          <w:sz w:val="24"/>
+          <w:szCs w:val="24"/>
+        </w:rPr>
+      </w:pPr>
+      <w:r>
+        <w:rPr>
+          <w:rFonts w:ascii="Times New Roman" w:eastAsia="Times New Roman" w:hAnsi="Times New Roman" w:cs="Times New Roman"/>
+          <w:color w:val="auto"/>
+          <w:sz w:val="24"/>
+          <w:szCs w:val="24"/>
+        </w:rPr>
+        <w:t>Reports: revenue, MRR, subscriptions, sign-ups, payments</w:t>
+      </w:r>
+    </w:p>
+    <w:p>
+      <w:pPr>
+        <w:numPr>
+          <w:ilvl w:val="0"/>
+          <w:numId w:val="26"/>
+        </w:numPr>
+        <w:spacing w:before="100" w:beforeAutospacing="1" w:after="100" w:afterAutospacing="1" w:line="240" w:lineRule="auto"/>
+        <w:rPr>
+          <w:rFonts w:ascii="Times New Roman" w:eastAsia="Times New Roman" w:hAnsi="Times New Roman" w:cs="Times New Roman"/>
+          <w:color w:val="auto"/>
+          <w:sz w:val="24"/>
+          <w:szCs w:val="24"/>
+        </w:rPr>
+      </w:pPr>
+      <w:r>
+        <w:rPr>
+          <w:rFonts w:ascii="Times New Roman" w:eastAsia="Times New Roman" w:hAnsi="Times New Roman" w:cs="Times New Roman"/>
+          <w:color w:val="auto"/>
+          <w:sz w:val="24"/>
+          <w:szCs w:val="24"/>
+        </w:rPr>
+        <w:t>Webhooks to send member events to other tools</w:t>
+      </w:r>
+    </w:p>
+    <w:p>
+      <w:pPr>
+        <w:numPr>
+          <w:ilvl w:val="0"/>
+          <w:numId w:val="26"/>
+        </w:numPr>
+        <w:spacing w:before="100" w:beforeAutospacing="1" w:after="100" w:afterAutospacing="1" w:line="240" w:lineRule="auto"/>
+        <w:rPr>
+          <w:rFonts w:ascii="Times New Roman" w:eastAsia="Times New Roman" w:hAnsi="Times New Roman" w:cs="Times New Roman"/>
+          <w:color w:val="auto"/>
+          <w:sz w:val="24"/>
+          <w:szCs w:val="24"/>
+        </w:rPr>
+      </w:pPr>
+      <w:r>
+        <w:rPr>
+          <w:rFonts w:ascii="Times New Roman" w:eastAsia="Times New Roman" w:hAnsi="Times New Roman" w:cs="Times New Roman"/>
+          <w:color w:val="auto"/>
+          <w:sz w:val="24"/>
+          <w:szCs w:val="24"/>
+        </w:rPr>
+        <w:lastRenderedPageBreak/>
+        <w:t>Custom SMTP for your own email sender</w:t>
+      </w:r>
+    </w:p>
+    <w:p>
+      <w:pPr>
+        <w:numPr>
+          <w:ilvl w:val="0"/>
+          <w:numId w:val="26"/>
+        </w:numPr>
+        <w:spacing w:before="100" w:beforeAutospacing="1" w:after="100" w:afterAutospacing="1" w:line="240" w:lineRule="auto"/>
+        <w:rPr>
+          <w:rFonts w:ascii="Times New Roman" w:eastAsia="Times New Roman" w:hAnsi="Times New Roman" w:cs="Times New Roman"/>
+          <w:color w:val="auto"/>
+          <w:sz w:val="24"/>
+          <w:szCs w:val="24"/>
+        </w:rPr>
+      </w:pPr>
+      <w:r>
+        <w:rPr>
+          <w:rFonts w:ascii="Times New Roman" w:eastAsia="Times New Roman" w:hAnsi="Times New Roman" w:cs="Times New Roman"/>
+          <w:color w:val="auto"/>
+          <w:sz w:val="24"/>
+          <w:szCs w:val="24"/>
+        </w:rPr>
+        <w:t>Ready-made pages for sign in, sign up, reset password, dashboard and pricing</w:t>
+      </w:r>
+    </w:p>
+    <w:p>
+      <w:pPr>
+        <w:numPr>
+          <w:ilvl w:val="0"/>
+          <w:numId w:val="26"/>
+        </w:numPr>
+        <w:spacing w:before="100" w:beforeAutospacing="1" w:after="100" w:afterAutospacing="1" w:line="240" w:lineRule="auto"/>
+        <w:rPr>
+          <w:rFonts w:ascii="Times New Roman" w:eastAsia="Times New Roman" w:hAnsi="Times New Roman" w:cs="Times New Roman"/>
+          <w:color w:val="auto"/>
+          <w:sz w:val="24"/>
+          <w:szCs w:val="24"/>
+        </w:rPr>
+      </w:pPr>
+      <w:r>
+        <w:rPr>
+          <w:rFonts w:ascii="Times New Roman" w:eastAsia="Times New Roman" w:hAnsi="Times New Roman" w:cs="Times New Roman"/>
+          <w:color w:val="auto"/>
+          <w:sz w:val="24"/>
+          <w:szCs w:val="24"/>
+        </w:rPr>
+        <w:t>Every component styled from Framer's sidebar: theme, colors, fonts, layout and labels</w:t>
+      </w:r>
+    </w:p>
+    <w:p>
+      <w:pPr>
+        <w:spacing w:before="100" w:beforeAutospacing="1" w:after="100" w:afterAutospacing="1" w:line="240" w:lineRule="auto"/>
+        <w:ind w:left="360"/>
+        <w:rPr>
+          <w:rFonts w:ascii="Times New Roman" w:eastAsia="Times New Roman" w:hAnsi="Times New Roman" w:cs="Times New Roman"/>
+          <w:color w:val="auto"/>
+          <w:sz w:val="24"/>
+          <w:szCs w:val="24"/>
+        </w:rPr>
+      </w:pPr>
+      <w:bookmarkStart w:id="0" w:name="_GoBack"/>
+      <w:bookmarkEnd w:id="0"/>
+    </w:p>
+    <w:p>
+      <w:pPr>
+        <w:spacing w:line="240" w:lineRule="auto"/>
+        <w:rPr>
+          <w:rFonts w:ascii="Times New Roman" w:eastAsia="Times New Roman" w:hAnsi="Times New Roman" w:cs="Times New Roman"/>
+          <w:color w:val="auto"/>
+          <w:sz w:val="24"/>
+          <w:szCs w:val="24"/>
+        </w:rPr>
+      </w:pPr>
+    </w:p>
+    <w:p>
+      <w:pPr>
+        <w:spacing w:line="240" w:lineRule="auto"/>
+        <w:rPr>
+          <w:rFonts w:ascii="Times New Roman" w:eastAsia="Times New Roman" w:hAnsi="Times New Roman" w:cs="Times New Roman"/>
+          <w:color w:val="auto"/>
+          <w:sz w:val="24"/>
+          <w:szCs w:val="24"/>
+        </w:rPr>
+      </w:pPr>
+    </w:p>
+    <w:p/>
+    <w:p>
       <w:r>
         <w:br w:type="page"/>
+      </w:r>
+      <w:r>
+        <w:lastRenderedPageBreak/>
+        <w:br/>
       </w:r>
     </w:p>
     <w:p>
@@ -81,7 +684,6 @@
           <w:sz w:val="36"/>
           <w:szCs w:val="36"/>
         </w:rPr>
-        <w:lastRenderedPageBreak/>
         <w:t>Contents</w:t>
       </w:r>
     </w:p>
@@ -4698,11 +5300,21 @@
       <w:pPr>
         <w:spacing w:after="120"/>
       </w:pPr>
-      <w:r>
-        <w:t>MemberFrame turns a Framer website into a member</w:t>
-      </w:r>
-      <w:r>
-        <w:t>ship site. Visitors can create an account, sign in, buy a plan, and see content that only members can see. You set everything up inside Framer, through the MemberFrame plugin, without writing code.</w:t>
+      <w:proofErr w:type="spellStart"/>
+      <w:r>
+        <w:t>MemberFrame</w:t>
+      </w:r>
+      <w:proofErr w:type="spellEnd"/>
+      <w:r>
+        <w:t xml:space="preserve"> turns a Framer website into a membership site. Visitors can create an account, sign in, buy a plan, and see content that only members can see. You set everything up inside Framer, through the </w:t>
+      </w:r>
+      <w:proofErr w:type="spellStart"/>
+      <w:r>
+        <w:t>MemberFrame</w:t>
+      </w:r>
+      <w:proofErr w:type="spellEnd"/>
+      <w:r>
+        <w:t xml:space="preserve"> plugin, without writing code.</w:t>
       </w:r>
     </w:p>
     <w:p>
@@ -4710,10 +5322,7 @@
         <w:spacing w:after="120"/>
       </w:pPr>
       <w:r>
-        <w:t xml:space="preserve">This guide explains every feature and every setting: what </w:t>
-      </w:r>
-      <w:r>
-        <w:t>it does, when to use it, and the exact steps to set it up. Read the chapter for a feature before you turn it on, so you know what your visitors will see.</w:t>
+        <w:t>This guide explains every feature and every setting: what it does, when to use it, and the exact steps to set it up. Read the chapter for a feature before you turn it on, so you know what your visitors will see.</w:t>
       </w:r>
     </w:p>
     <w:p>
@@ -4743,10 +5352,7 @@
         <w:t>Framer creators</w:t>
       </w:r>
       <w:r>
-        <w:t xml:space="preserve"> who are building a membership site, a paid blog, a course, or a </w:t>
-      </w:r>
-      <w:r>
-        <w:t>members-only resource library.</w:t>
+        <w:t xml:space="preserve"> who are building a membership site, a paid blog, a course, or a members-only resource library.</w:t>
       </w:r>
     </w:p>
     <w:p>
@@ -4789,7 +5395,15 @@
         <w:spacing w:after="60"/>
       </w:pPr>
       <w:r>
-        <w:t>New to MemberFrame? Read chapters 2 to 4 first, then follow the quick start in chapter 3.</w:t>
+        <w:t xml:space="preserve">New to </w:t>
+      </w:r>
+      <w:proofErr w:type="spellStart"/>
+      <w:r>
+        <w:t>MemberFrame</w:t>
+      </w:r>
+      <w:proofErr w:type="spellEnd"/>
+      <w:r>
+        <w:t>? Read chapters 2 to 4 first, then follow the quick start in chapter 3.</w:t>
       </w:r>
     </w:p>
     <w:p>
@@ -4802,10 +5416,7 @@
         <w:spacing w:after="60"/>
       </w:pPr>
       <w:r>
-        <w:t>Setting up one feat</w:t>
-      </w:r>
-      <w:r>
-        <w:t>ure? Go straight to its chapter. Each chapter starts with what the feature does and ends with tips.</w:t>
+        <w:t>Setting up one feature? Go straight to its chapter. Each chapter starts with what the feature does and ends with tips.</w:t>
       </w:r>
     </w:p>
     <w:p>
@@ -4909,10 +5520,7 @@
         <w:t>bold</w:t>
       </w:r>
       <w:r>
-        <w:t>, exactly as they appear</w:t>
-      </w:r>
-      <w:r>
-        <w:t xml:space="preserve"> in the plugin. Paths and addresses are written like </w:t>
+        <w:t xml:space="preserve">, exactly as they appear in the plugin. Paths and addresses are written like </w:t>
       </w:r>
       <w:r>
         <w:rPr>
@@ -4934,7 +5542,15 @@
       <w:bookmarkStart w:id="5" w:name="_Toc243234670"/>
       <w:r>
         <w:lastRenderedPageBreak/>
-        <w:t>2. How MemberFrame Works</w:t>
+        <w:t xml:space="preserve">2. How </w:t>
+      </w:r>
+      <w:proofErr w:type="spellStart"/>
+      <w:r>
+        <w:t>MemberFrame</w:t>
+      </w:r>
+      <w:proofErr w:type="spellEnd"/>
+      <w:r>
+        <w:t xml:space="preserve"> Works</w:t>
       </w:r>
       <w:bookmarkEnd w:id="5"/>
     </w:p>
@@ -4942,8 +5558,13 @@
       <w:pPr>
         <w:spacing w:after="120"/>
       </w:pPr>
-      <w:r>
-        <w:t>MemberFrame has three parts. You only work with the first two; the third runs for you.</w:t>
+      <w:proofErr w:type="spellStart"/>
+      <w:r>
+        <w:t>MemberFrame</w:t>
+      </w:r>
+      <w:proofErr w:type="spellEnd"/>
+      <w:r>
+        <w:t xml:space="preserve"> has three parts. You only work with the first two; the third runs for you.</w:t>
       </w:r>
     </w:p>
     <w:tbl>
@@ -5116,7 +5737,15 @@
               <w:spacing w:after="40"/>
             </w:pPr>
             <w:r>
-              <w:t>The MemberFrame window inside Framer. You use it to set up plans, payments, locks, and to add components.</w:t>
+              <w:t xml:space="preserve">The </w:t>
+            </w:r>
+            <w:proofErr w:type="spellStart"/>
+            <w:r>
+              <w:t>MemberFrame</w:t>
+            </w:r>
+            <w:proofErr w:type="spellEnd"/>
+            <w:r>
+              <w:t xml:space="preserve"> window inside Framer. You use it to set up plans, payments, locks, and to add components.</w:t>
             </w:r>
           </w:p>
         </w:tc>
@@ -5141,8 +5770,13 @@
               <w:spacing w:after="40"/>
             </w:pPr>
             <w:r>
-              <w:t>Framer, Plugins, MemberFrame</w:t>
-            </w:r>
+              <w:t xml:space="preserve">Framer, Plugins, </w:t>
+            </w:r>
+            <w:proofErr w:type="spellStart"/>
+            <w:r>
+              <w:t>MemberFrame</w:t>
+            </w:r>
+            <w:proofErr w:type="spellEnd"/>
           </w:p>
         </w:tc>
       </w:tr>
@@ -5259,7 +5893,23 @@
                 <w:b/>
                 <w:bCs/>
               </w:rPr>
-              <w:t>The MemberFrame service</w:t>
+              <w:t xml:space="preserve">The </w:t>
+            </w:r>
+            <w:proofErr w:type="spellStart"/>
+            <w:r>
+              <w:rPr>
+                <w:b/>
+                <w:bCs/>
+              </w:rPr>
+              <w:t>MemberFrame</w:t>
+            </w:r>
+            <w:proofErr w:type="spellEnd"/>
+            <w:r>
+              <w:rPr>
+                <w:b/>
+                <w:bCs/>
+              </w:rPr>
+              <w:t xml:space="preserve"> service</w:t>
             </w:r>
           </w:p>
         </w:tc>
@@ -5284,10 +5934,7 @@
               <w:spacing w:after="40"/>
             </w:pPr>
             <w:r>
-              <w:t>The server that stores members, checks passwords,</w:t>
-            </w:r>
-            <w:r>
-              <w:t xml:space="preserve"> takes payments, and decides who can see what.</w:t>
+              <w:t>The server that stores members, checks passwords, takes payments, and decides who can see what.</w:t>
             </w:r>
           </w:p>
         </w:tc>
@@ -5710,7 +6357,15 @@
               <w:spacing w:after="40"/>
             </w:pPr>
             <w:r>
-              <w:t>The payment company that charges the buyer: Stripe, Lemon Squeezy, or Razorpay.</w:t>
+              <w:t xml:space="preserve">The payment company that charges the buyer: Stripe, Lemon Squeezy, or </w:t>
+            </w:r>
+            <w:proofErr w:type="spellStart"/>
+            <w:r>
+              <w:t>Razorpay</w:t>
+            </w:r>
+            <w:proofErr w:type="spellEnd"/>
+            <w:r>
+              <w:t>.</w:t>
             </w:r>
           </w:p>
         </w:tc>
@@ -5803,14 +6458,7 @@
                 <w:b/>
                 <w:bCs/>
               </w:rPr>
-              <w:t>Code ov</w:t>
-            </w:r>
-            <w:r>
-              <w:rPr>
-                <w:b/>
-                <w:bCs/>
-              </w:rPr>
-              <w:t>erride</w:t>
+              <w:t>Code override</w:t>
             </w:r>
           </w:p>
         </w:tc>
@@ -5835,7 +6483,23 @@
               <w:spacing w:after="40"/>
             </w:pPr>
             <w:r>
-              <w:t>A Framer feature that attaches behaviour to a layer. MemberFrame uses two: section locks and the article tag.</w:t>
+              <w:t xml:space="preserve">A Framer feature that attaches </w:t>
+            </w:r>
+            <w:proofErr w:type="spellStart"/>
+            <w:r>
+              <w:t>behaviour</w:t>
+            </w:r>
+            <w:proofErr w:type="spellEnd"/>
+            <w:r>
+              <w:t xml:space="preserve"> to a layer. </w:t>
+            </w:r>
+            <w:proofErr w:type="spellStart"/>
+            <w:r>
+              <w:t>MemberFrame</w:t>
+            </w:r>
+            <w:proofErr w:type="spellEnd"/>
+            <w:r>
+              <w:t xml:space="preserve"> uses two: section locks and the article tag.</w:t>
             </w:r>
           </w:p>
         </w:tc>
@@ -5921,7 +6585,15 @@
         <w:spacing w:after="120"/>
       </w:pPr>
       <w:r>
-        <w:t>Components on the canvas show your real plans, prices, and fields, read from your site, so you can design with real content. Some behaviour only happens on the published site or in Framer's preview:</w:t>
+        <w:t xml:space="preserve">Components on the canvas show your real plans, prices, and fields, read from your site, so you can design with real content. Some </w:t>
+      </w:r>
+      <w:proofErr w:type="spellStart"/>
+      <w:r>
+        <w:t>behaviour</w:t>
+      </w:r>
+      <w:proofErr w:type="spellEnd"/>
+      <w:r>
+        <w:t xml:space="preserve"> only happens on the published site or in Framer's preview:</w:t>
       </w:r>
     </w:p>
     <w:p>
@@ -5934,10 +6606,7 @@
         <w:spacing w:after="60"/>
       </w:pPr>
       <w:r>
-        <w:t xml:space="preserve">Locks </w:t>
-      </w:r>
-      <w:r>
-        <w:t xml:space="preserve">and paywalls only lock on the published site. On the canvas you see a preview, controlled by each component's </w:t>
+        <w:t xml:space="preserve">Locks and paywalls only lock on the published site. On the canvas you see a preview, controlled by each component's </w:t>
       </w:r>
       <w:r>
         <w:rPr>
@@ -6012,10 +6681,7 @@
         <w:t>Install and open the plugin</w:t>
       </w:r>
       <w:r>
-        <w:t xml:space="preserve"> in your Framer proje</w:t>
-      </w:r>
-      <w:r>
-        <w:t>ct, then connect it with your email address (chapter 5).</w:t>
+        <w:t xml:space="preserve"> in your Framer project, then connect it with your email address (chapter 5).</w:t>
       </w:r>
     </w:p>
     <w:p>
@@ -6105,10 +6771,15 @@
         <w:t>Create Pages</w:t>
       </w:r>
       <w:r>
-        <w:t>. Memb</w:t>
-      </w:r>
-      <w:r>
-        <w:t>erFrame adds the login, sign-up, reset, dashboard, and pricing pages with their components already on them (chapter 11).</w:t>
+        <w:t xml:space="preserve">. </w:t>
+      </w:r>
+      <w:proofErr w:type="spellStart"/>
+      <w:r>
+        <w:t>MemberFrame</w:t>
+      </w:r>
+      <w:proofErr w:type="spellEnd"/>
+      <w:r>
+        <w:t xml:space="preserve"> adds the login, sign-up, reset, dashboard, and pricing pages with their components already on them (chapter 11).</w:t>
       </w:r>
     </w:p>
     <w:p>
@@ -6288,10 +6959,7 @@
         <w:t>Integration</w:t>
       </w:r>
       <w:r>
-        <w:t xml:space="preserve"> (chapt</w:t>
-      </w:r>
-      <w:r>
-        <w:t>er 9).</w:t>
+        <w:t xml:space="preserve"> (chapter 9).</w:t>
       </w:r>
     </w:p>
     <w:p>
@@ -6381,10 +7049,7 @@
         <w:t>Publish</w:t>
       </w:r>
       <w:r>
-        <w:t xml:space="preserve"> </w:t>
-      </w:r>
-      <w:r>
-        <w:t>the site in Framer.</w:t>
+        <w:t xml:space="preserve"> the site in Framer.</w:t>
       </w:r>
     </w:p>
     <w:p>
@@ -6475,10 +7140,7 @@
         <w:t xml:space="preserve">Important: </w:t>
       </w:r>
       <w:r>
-        <w:t>Always finish testing in Te</w:t>
-      </w:r>
-      <w:r>
-        <w:t>st mode before you switch to Live. In Live mode buyers are charged real money, and test purchases stop giving access.</w:t>
+        <w:t>Always finish testing in Test mode before you switch to Live. In Live mode buyers are charged real money, and test purchases stop giving access.</w:t>
       </w:r>
     </w:p>
     <w:p>
@@ -7013,7 +7675,15 @@
               <w:spacing w:after="40"/>
             </w:pPr>
             <w:r>
-              <w:t>Connect the plugin to your MemberFrame account, see which site you are on, or disconnect.</w:t>
+              <w:t xml:space="preserve">Connect the plugin to your </w:t>
+            </w:r>
+            <w:proofErr w:type="spellStart"/>
+            <w:r>
+              <w:t>MemberFrame</w:t>
+            </w:r>
+            <w:proofErr w:type="spellEnd"/>
+            <w:r>
+              <w:t xml:space="preserve"> account, see which site you are on, or disconnect.</w:t>
             </w:r>
           </w:p>
         </w:tc>
@@ -7042,7 +7712,15 @@
         <w:t xml:space="preserve">Tip: </w:t>
       </w:r>
       <w:r>
-        <w:t>After MemberFrame is updated, close and reopen the plugin so you get the newest version of every screen.</w:t>
+        <w:t xml:space="preserve">After </w:t>
+      </w:r>
+      <w:proofErr w:type="spellStart"/>
+      <w:r>
+        <w:t>MemberFrame</w:t>
+      </w:r>
+      <w:proofErr w:type="spellEnd"/>
+      <w:r>
+        <w:t xml:space="preserve"> is updated, close and reopen the plugin so you get the newest version of every screen.</w:t>
       </w:r>
     </w:p>
     <w:p>
@@ -7061,10 +7739,23 @@
         <w:spacing w:after="120"/>
       </w:pPr>
       <w:r>
-        <w:t>Before anything else, the plugin must be connected to your MemberFrame account. This links this Framer project to a site in Member</w:t>
-      </w:r>
-      <w:r>
-        <w:t>Frame, where your members and settings are stored.</w:t>
+        <w:t xml:space="preserve">Before anything else, the plugin must be connected to your </w:t>
+      </w:r>
+      <w:proofErr w:type="spellStart"/>
+      <w:r>
+        <w:t>MemberFrame</w:t>
+      </w:r>
+      <w:proofErr w:type="spellEnd"/>
+      <w:r>
+        <w:t xml:space="preserve"> account. This links this Framer project to a site in </w:t>
+      </w:r>
+      <w:proofErr w:type="spellStart"/>
+      <w:r>
+        <w:t>MemberFrame</w:t>
+      </w:r>
+      <w:proofErr w:type="spellEnd"/>
+      <w:r>
+        <w:t>, where your members and settings are stored.</w:t>
       </w:r>
     </w:p>
     <w:p>
@@ -7146,10 +7837,7 @@
         <w:spacing w:after="80"/>
       </w:pPr>
       <w:r>
-        <w:t>The plugin now shows</w:t>
-      </w:r>
-      <w:r>
-        <w:t xml:space="preserve"> your site. Every tab works from here on.</w:t>
+        <w:t>The plugin now shows your site. Every tab works from here on.</w:t>
       </w:r>
     </w:p>
     <w:p>
@@ -7193,10 +7881,15 @@
         <w:spacing w:after="60"/>
       </w:pPr>
       <w:r>
-        <w:t>Each Framer project is its own site in MemberFrame, with its own me</w:t>
-      </w:r>
-      <w:r>
-        <w:t>mbers, tiers, and settings.</w:t>
+        <w:t xml:space="preserve">Each Framer project is its own site in </w:t>
+      </w:r>
+      <w:proofErr w:type="spellStart"/>
+      <w:r>
+        <w:t>MemberFrame</w:t>
+      </w:r>
+      <w:proofErr w:type="spellEnd"/>
+      <w:r>
+        <w:t>, with its own members, tiers, and settings.</w:t>
       </w:r>
     </w:p>
     <w:p>
@@ -7235,10 +7928,15 @@
         <w:spacing w:after="120"/>
       </w:pPr>
       <w:r>
-        <w:t>This screen tells MemberFrame which pages of your site do which job. Components and locks u</w:t>
-      </w:r>
-      <w:r>
-        <w:t>se these pages when they send a visitor somewhere.</w:t>
+        <w:t xml:space="preserve">This screen tells </w:t>
+      </w:r>
+      <w:proofErr w:type="spellStart"/>
+      <w:r>
+        <w:t>MemberFrame</w:t>
+      </w:r>
+      <w:proofErr w:type="spellEnd"/>
+      <w:r>
+        <w:t xml:space="preserve"> which pages of your site do which job. Components and locks use these pages when they send a visitor somewhere.</w:t>
       </w:r>
     </w:p>
     <w:p>
@@ -7744,10 +8442,7 @@
               <w:spacing w:after="40"/>
             </w:pPr>
             <w:r>
-              <w:t>On: visitors can create an account with the sign-up form. Off: the sign-up form refuses new accounts with a message; existing members still sign in. Social sign in does no</w:t>
-            </w:r>
-            <w:r>
-              <w:t>t follow this switch yet (see chapter 23).</w:t>
+              <w:t>On: visitors can create an account with the sign-up form. Off: the sign-up form refuses new accounts with a message; existing members still sign in. Social sign in does not follow this switch yet (see chapter 23).</w:t>
             </w:r>
           </w:p>
         </w:tc>
@@ -7845,7 +8540,15 @@
         <w:t xml:space="preserve">Note: </w:t>
       </w:r>
       <w:r>
-        <w:t>Signing in with an email code (passwordless) never creates an account, even when Allow new sign ups is on. It is only for members who already have one. See chapter 12.</w:t>
+        <w:t>Signing in with an email code (</w:t>
+      </w:r>
+      <w:proofErr w:type="spellStart"/>
+      <w:r>
+        <w:t>passwordless</w:t>
+      </w:r>
+      <w:proofErr w:type="spellEnd"/>
+      <w:r>
+        <w:t>) never creates an account, even when Allow new sign ups is on. It is only for members who already have one. See chapter 12.</w:t>
       </w:r>
     </w:p>
     <w:p>
@@ -7866,10 +8569,7 @@
         <w:t xml:space="preserve">Tip: </w:t>
       </w:r>
       <w:r>
-        <w:t>Set these pages before you click Create Pages in the Builder. The Builder creates p</w:t>
-      </w:r>
-      <w:r>
-        <w:t>ages at the paths you choose here.</w:t>
+        <w:t>Set these pages before you click Create Pages in the Builder. The Builder creates pages at the paths you choose here.</w:t>
       </w:r>
     </w:p>
     <w:p>
@@ -7911,10 +8611,7 @@
         <w:spacing w:after="60"/>
       </w:pPr>
       <w:r>
-        <w:t>Every site h</w:t>
-      </w:r>
-      <w:r>
-        <w:t xml:space="preserve">as </w:t>
+        <w:t xml:space="preserve">Every site has </w:t>
       </w:r>
       <w:r>
         <w:rPr>
@@ -7970,10 +8667,7 @@
         <w:t>Level</w:t>
       </w:r>
       <w:r>
-        <w:t>. A higher level includes what lowe</w:t>
-      </w:r>
-      <w:r>
-        <w:t>r levels can see. A lock set to "Pro or higher" opens for Pro and for every tier with a higher level.</w:t>
+        <w:t>. A higher level includes what lower levels can see. A lock set to "Pro or higher" opens for Pro and for every tier with a higher level.</w:t>
       </w:r>
     </w:p>
     <w:p>
@@ -8049,10 +8743,7 @@
         <w:t>Create tier</w:t>
       </w:r>
       <w:r>
-        <w:t>. A new card o</w:t>
-      </w:r>
-      <w:r>
-        <w:t>pens in place.</w:t>
+        <w:t>. A new card opens in place.</w:t>
       </w:r>
     </w:p>
     <w:p>
@@ -8165,10 +8856,7 @@
         <w:t>Level</w:t>
       </w:r>
       <w:r>
-        <w:t>. The plugin suggests the next free number. Use a higher num</w:t>
-      </w:r>
-      <w:r>
-        <w:t>ber for a better plan.</w:t>
+        <w:t>. The plugin suggests the next free number. Use a higher number for a better plan.</w:t>
       </w:r>
     </w:p>
     <w:p>
@@ -8597,10 +9285,7 @@
               <w:spacing w:after="40"/>
             </w:pPr>
             <w:r>
-              <w:t>The ord</w:t>
-            </w:r>
-            <w:r>
-              <w:t>er of the tiers. Must be 1 or more for a paid tier and unique. The Free tier is level 0.</w:t>
+              <w:t>The order of the tiers. Must be 1 or more for a paid tier and unique. The Free tier is level 0.</w:t>
             </w:r>
           </w:p>
         </w:tc>
@@ -8659,10 +9344,7 @@
               <w:spacing w:after="40"/>
             </w:pPr>
             <w:r>
-              <w:t>Prices in the site currency. A paid tier needs at least one, and each must be more than zero. Lifetime is a single payment that never rene</w:t>
-            </w:r>
-            <w:r>
-              <w:t>ws.</w:t>
+              <w:t>Prices in the site currency. A paid tier needs at least one, and each must be more than zero. Lifetime is a single payment that never renews.</w:t>
             </w:r>
           </w:p>
         </w:tc>
@@ -8814,10 +9496,15 @@
         <w:t xml:space="preserve">Note: </w:t>
       </w:r>
       <w:r>
-        <w:t>On a pricing table, "Save 17%" is worked out from your own prices: the annual pr</w:t>
-      </w:r>
-      <w:r>
-        <w:t>ice compared with twelve monthly payments. For example $10 a month and $100 a year saves $20 of $120, which is 17%.</w:t>
+        <w:t xml:space="preserve">On a pricing table, "Save 17%" is worked out from your own prices: the annual price compared with twelve monthly payments. For </w:t>
+      </w:r>
+      <w:proofErr w:type="gramStart"/>
+      <w:r>
+        <w:t>example</w:t>
+      </w:r>
+      <w:proofErr w:type="gramEnd"/>
+      <w:r>
+        <w:t xml:space="preserve"> $10 a month and $100 a year saves $20 of $120, which is 17%.</w:t>
       </w:r>
     </w:p>
     <w:p>
@@ -8836,10 +9523,7 @@
         <w:spacing w:after="120"/>
       </w:pPr>
       <w:r>
-        <w:t>This screen connects the payment companies that charge your buyers and sets how checkout behaves. You c</w:t>
-      </w:r>
-      <w:r>
-        <w:t>an connect one, two, or all three gateways.</w:t>
+        <w:t>This screen connects the payment companies that charge your buyers and sets how checkout behaves. You can connect one, two, or all three gateways.</w:t>
       </w:r>
     </w:p>
     <w:p>
@@ -8895,10 +9579,7 @@
         <w:t>Test</w:t>
       </w:r>
       <w:r>
-        <w:t xml:space="preserve"> mode nobody is charged. Use the ga</w:t>
-      </w:r>
-      <w:r>
-        <w:t>teway's test cards.</w:t>
+        <w:t xml:space="preserve"> mode nobody is charged. Use the gateway's test cards.</w:t>
       </w:r>
     </w:p>
     <w:p>
@@ -9378,6 +10059,7 @@
             <w:pPr>
               <w:spacing w:after="40"/>
             </w:pPr>
+            <w:proofErr w:type="spellStart"/>
             <w:r>
               <w:rPr>
                 <w:b/>
@@ -9385,6 +10067,7 @@
               </w:rPr>
               <w:t>Razorpay</w:t>
             </w:r>
+            <w:proofErr w:type="spellEnd"/>
           </w:p>
         </w:tc>
         <w:tc>
@@ -9485,21 +10168,22 @@
               <w:spacing w:after="40"/>
             </w:pPr>
             <w:r>
-              <w:t xml:space="preserve">Add it yourself in Razorpay, Webhooks: paste the </w:t>
-            </w:r>
-            <w:r>
-              <w:rPr>
-                <w:b/>
-                <w:bCs/>
-              </w:rPr>
-              <w:t>Webh</w:t>
-            </w:r>
-            <w:r>
-              <w:rPr>
-                <w:b/>
-                <w:bCs/>
-              </w:rPr>
-              <w:t>ook URL</w:t>
+              <w:t xml:space="preserve">Add it yourself in </w:t>
+            </w:r>
+            <w:proofErr w:type="spellStart"/>
+            <w:r>
+              <w:t>Razorpay</w:t>
+            </w:r>
+            <w:proofErr w:type="spellEnd"/>
+            <w:r>
+              <w:t xml:space="preserve">, Webhooks: paste the </w:t>
+            </w:r>
+            <w:r>
+              <w:rPr>
+                <w:b/>
+                <w:bCs/>
+              </w:rPr>
+              <w:t>Webhook URL</w:t>
             </w:r>
             <w:r>
               <w:t>, tick the events the plugin lists, and use the same secret</w:t>
@@ -9567,7 +10251,15 @@
         <w:spacing w:after="80"/>
       </w:pPr>
       <w:r>
-        <w:t xml:space="preserve">For Razorpay only: copy the </w:t>
+        <w:t xml:space="preserve">For </w:t>
+      </w:r>
+      <w:proofErr w:type="spellStart"/>
+      <w:r>
+        <w:t>Razorpay</w:t>
+      </w:r>
+      <w:proofErr w:type="spellEnd"/>
+      <w:r>
+        <w:t xml:space="preserve"> only: copy the </w:t>
       </w:r>
       <w:r>
         <w:rPr>
@@ -9577,7 +10269,15 @@
         <w:t>Webhook URL</w:t>
       </w:r>
       <w:r>
-        <w:t xml:space="preserve"> from the card and add it in the Razorpay dashboard with the listed events.</w:t>
+        <w:t xml:space="preserve"> from the card and add it in the </w:t>
+      </w:r>
+      <w:proofErr w:type="spellStart"/>
+      <w:r>
+        <w:t>Razorpay</w:t>
+      </w:r>
+      <w:proofErr w:type="spellEnd"/>
+      <w:r>
+        <w:t xml:space="preserve"> dashboard with the listed events.</w:t>
       </w:r>
     </w:p>
     <w:p>
@@ -9634,10 +10334,15 @@
         <w:t xml:space="preserve">Important: </w:t>
       </w:r>
       <w:r>
-        <w:t xml:space="preserve">Lemon Squeezy </w:t>
-      </w:r>
-      <w:r>
-        <w:t>charges in your store's own currency, and Razorpay only in INR. Make sure the site currency matches, or that gateway will not be offered for checkout.</w:t>
+        <w:t xml:space="preserve">Lemon Squeezy charges in your store's own currency, and </w:t>
+      </w:r>
+      <w:proofErr w:type="spellStart"/>
+      <w:r>
+        <w:t>Razorpay</w:t>
+      </w:r>
+      <w:proofErr w:type="spellEnd"/>
+      <w:r>
+        <w:t xml:space="preserve"> only in INR. Make sure the site currency matches, or that gateway will not be offered for checkout.</w:t>
       </w:r>
     </w:p>
     <w:p>
@@ -9789,10 +10494,15 @@
               <w:spacing w:after="40"/>
             </w:pPr>
             <w:r>
-              <w:t xml:space="preserve">The gateway used when location routing is off or </w:t>
-            </w:r>
-            <w:r>
-              <w:t>cannot decide. "First connected" picks Stripe, then Lemon Squeezy, then Razorpay, whichever is connected.</w:t>
+              <w:t xml:space="preserve">The gateway used when location routing is off or cannot decide. "First connected" picks Stripe, then Lemon Squeezy, then </w:t>
+            </w:r>
+            <w:proofErr w:type="spellStart"/>
+            <w:r>
+              <w:t>Razorpay</w:t>
+            </w:r>
+            <w:proofErr w:type="spellEnd"/>
+            <w:r>
+              <w:t>, whichever is connected.</w:t>
             </w:r>
           </w:p>
         </w:tc>
@@ -9851,7 +10561,15 @@
               <w:spacing w:after="40"/>
             </w:pPr>
             <w:r>
-              <w:t>On: India goes to Razorpay; the EU, UK, Norway, Iceland, Liechtenstein, and Switzerland go to Lemon Squeezy; everywhere else goes to Stripe. If the best gateway is not connected or cannot sell the plan, the default is used.</w:t>
+              <w:t xml:space="preserve">On: India goes to </w:t>
+            </w:r>
+            <w:proofErr w:type="spellStart"/>
+            <w:r>
+              <w:t>Razorpay</w:t>
+            </w:r>
+            <w:proofErr w:type="spellEnd"/>
+            <w:r>
+              <w:t>; the EU, UK, Norway, Iceland, Liechtenstein, and Switzerland go to Lemon Squeezy; everywhere else goes to Stripe. If the best gateway is not connected or cannot sell the plan, the default is used.</w:t>
             </w:r>
           </w:p>
         </w:tc>
@@ -9910,10 +10628,7 @@
               <w:spacing w:after="40"/>
             </w:pPr>
             <w:r>
-              <w:t>Days (0 to 30) a m</w:t>
-            </w:r>
-            <w:r>
-              <w:t>ember keeps access while a failed renewal payment is retried. Their status shows Payment failed meanwhile.</w:t>
+              <w:t>Days (0 to 30) a member keeps access while a failed renewal payment is retried. Their status shows Payment failed meanwhile.</w:t>
             </w:r>
           </w:p>
         </w:tc>
@@ -10153,10 +10868,7 @@
       <w:bookmarkStart w:id="24" w:name="_Toc243234689"/>
       <w:r>
         <w:lastRenderedPageBreak/>
-        <w:t>9. Social Sign In: Settings, Integr</w:t>
-      </w:r>
-      <w:r>
-        <w:t>ation</w:t>
+        <w:t>9. Social Sign In: Settings, Integration</w:t>
       </w:r>
       <w:bookmarkEnd w:id="24"/>
     </w:p>
@@ -10165,7 +10877,15 @@
         <w:spacing w:after="120"/>
       </w:pPr>
       <w:r>
-        <w:t>Let visitors sign in with an account they already have: Google, Apple, GitHub, or Discord. Each provider needs a free developer app on that provider's website. You then paste two or three values into MemberFrame.</w:t>
+        <w:t xml:space="preserve">Let visitors sign in with an account they already have: Google, Apple, GitHub, or Discord. Each provider needs a free developer app on that provider's website. You then paste two or three values into </w:t>
+      </w:r>
+      <w:proofErr w:type="spellStart"/>
+      <w:r>
+        <w:t>MemberFrame</w:t>
+      </w:r>
+      <w:proofErr w:type="spellEnd"/>
+      <w:r>
+        <w:t>.</w:t>
       </w:r>
     </w:p>
     <w:p>
@@ -10188,10 +10908,7 @@
         <w:spacing w:after="80"/>
       </w:pPr>
       <w:r>
-        <w:t>O</w:t>
-      </w:r>
-      <w:r>
-        <w:t xml:space="preserve">pen </w:t>
+        <w:t xml:space="preserve">Open </w:t>
       </w:r>
       <w:r>
         <w:rPr>
@@ -10270,10 +10987,7 @@
         <w:spacing w:after="80"/>
       </w:pPr>
       <w:r>
-        <w:t>Copy the provider's ID and sec</w:t>
-      </w:r>
-      <w:r>
-        <w:t>ret back into the card.</w:t>
+        <w:t>Copy the provider's ID and secret back into the card.</w:t>
       </w:r>
     </w:p>
     <w:p>
@@ -10362,14 +11076,7 @@
           <w:b/>
           <w:bCs/>
         </w:rPr>
-        <w:t>OAuth consent sc</w:t>
-      </w:r>
-      <w:r>
-        <w:rPr>
-          <w:b/>
-          <w:bCs/>
-        </w:rPr>
-        <w:t>reen</w:t>
+        <w:t>OAuth consent screen</w:t>
       </w:r>
       <w:r>
         <w:t xml:space="preserve"> with your app name and support email.</w:t>
@@ -10428,7 +11135,15 @@
         <w:t>Authorized redirect URIs</w:t>
       </w:r>
       <w:r>
-        <w:t>, paste the MemberFrame Redirect URL.</w:t>
+        <w:t xml:space="preserve">, paste the </w:t>
+      </w:r>
+      <w:proofErr w:type="spellStart"/>
+      <w:r>
+        <w:t>MemberFrame</w:t>
+      </w:r>
+      <w:proofErr w:type="spellEnd"/>
+      <w:r>
+        <w:t xml:space="preserve"> Redirect URL.</w:t>
       </w:r>
     </w:p>
     <w:p>
@@ -10461,7 +11176,15 @@
         <w:t>Client secret</w:t>
       </w:r>
       <w:r>
-        <w:t xml:space="preserve"> into MemberFrame.</w:t>
+        <w:t xml:space="preserve"> into </w:t>
+      </w:r>
+      <w:proofErr w:type="spellStart"/>
+      <w:r>
+        <w:t>MemberFrame</w:t>
+      </w:r>
+      <w:proofErr w:type="spellEnd"/>
+      <w:r>
+        <w:t>.</w:t>
       </w:r>
     </w:p>
     <w:p>
@@ -10484,10 +11207,7 @@
         <w:spacing w:after="80"/>
       </w:pPr>
       <w:r>
-        <w:t>Go to github.com/settings/deve</w:t>
-      </w:r>
-      <w:r>
-        <w:t xml:space="preserve">lopers, </w:t>
+        <w:t xml:space="preserve">Go to github.com/settings/developers, </w:t>
       </w:r>
       <w:r>
         <w:rPr>
@@ -10543,7 +11263,15 @@
         <w:spacing w:after="80"/>
       </w:pPr>
       <w:r>
-        <w:t xml:space="preserve">Paste the MemberFrame Redirect URL into </w:t>
+        <w:t xml:space="preserve">Paste the </w:t>
+      </w:r>
+      <w:proofErr w:type="spellStart"/>
+      <w:r>
+        <w:t>MemberFrame</w:t>
+      </w:r>
+      <w:proofErr w:type="spellEnd"/>
+      <w:r>
+        <w:t xml:space="preserve"> Redirect URL into </w:t>
       </w:r>
       <w:r>
         <w:rPr>
@@ -10586,7 +11314,15 @@
         <w:t>Generate a new client secret</w:t>
       </w:r>
       <w:r>
-        <w:t xml:space="preserve"> and copy it. Paste both into MemberFrame.</w:t>
+        <w:t xml:space="preserve"> and copy it. Paste both into </w:t>
+      </w:r>
+      <w:proofErr w:type="spellStart"/>
+      <w:r>
+        <w:t>MemberFrame</w:t>
+      </w:r>
+      <w:proofErr w:type="spellEnd"/>
+      <w:r>
+        <w:t>.</w:t>
       </w:r>
     </w:p>
     <w:p>
@@ -10669,7 +11405,23 @@
           <w:b/>
           <w:bCs/>
         </w:rPr>
-        <w:t>Sign In with Apple</w:t>
+        <w:t xml:space="preserve">Sign </w:t>
+      </w:r>
+      <w:proofErr w:type="gramStart"/>
+      <w:r>
+        <w:rPr>
+          <w:b/>
+          <w:bCs/>
+        </w:rPr>
+        <w:t>In</w:t>
+      </w:r>
+      <w:proofErr w:type="gramEnd"/>
+      <w:r>
+        <w:rPr>
+          <w:b/>
+          <w:bCs/>
+        </w:rPr>
+        <w:t xml:space="preserve"> with Apple</w:t>
       </w:r>
       <w:r>
         <w:t>.</w:t>
@@ -10695,7 +11447,15 @@
         <w:t>Configure</w:t>
       </w:r>
       <w:r>
-        <w:t xml:space="preserve">: choose the App ID, add your domain, and paste the MemberFrame Redirect URL into </w:t>
+        <w:t xml:space="preserve">: choose the App ID, add your domain, and paste the </w:t>
+      </w:r>
+      <w:proofErr w:type="spellStart"/>
+      <w:r>
+        <w:t>MemberFrame</w:t>
+      </w:r>
+      <w:proofErr w:type="spellEnd"/>
+      <w:r>
+        <w:t xml:space="preserve"> Redirect URL into </w:t>
       </w:r>
       <w:r>
         <w:rPr>
@@ -10728,7 +11488,11 @@
         <w:t>Keys</w:t>
       </w:r>
       <w:r>
-        <w:t xml:space="preserve">, create a key with Sign in with Apple enabled. Download the </w:t>
+        <w:t xml:space="preserve">, create a key with Sign in with Apple enabled. Download </w:t>
+      </w:r>
+      <w:proofErr w:type="gramStart"/>
+      <w:r>
+        <w:t xml:space="preserve">the </w:t>
       </w:r>
       <w:r>
         <w:rPr>
@@ -10737,7 +11501,17 @@
           <w:sz w:val="19"/>
           <w:szCs w:val="19"/>
         </w:rPr>
-        <w:t>.p8</w:t>
+        <w:t>.p</w:t>
+      </w:r>
+      <w:proofErr w:type="gramEnd"/>
+      <w:r>
+        <w:rPr>
+          <w:rFonts w:ascii="Consolas" w:eastAsia="Consolas" w:hAnsi="Consolas" w:cs="Consolas"/>
+          <w:color w:val="B42318"/>
+          <w:sz w:val="19"/>
+          <w:szCs w:val="19"/>
+        </w:rPr>
+        <w:t>8</w:t>
       </w:r>
       <w:r>
         <w:t xml:space="preserve"> file and note the </w:t>
@@ -10773,10 +11547,15 @@
         <w:spacing w:after="80"/>
       </w:pPr>
       <w:r>
-        <w:t>In MemberFrame, enter</w:t>
-      </w:r>
-      <w:r>
-        <w:t xml:space="preserve"> the </w:t>
+        <w:t xml:space="preserve">In </w:t>
+      </w:r>
+      <w:proofErr w:type="spellStart"/>
+      <w:r>
+        <w:t>MemberFrame</w:t>
+      </w:r>
+      <w:proofErr w:type="spellEnd"/>
+      <w:r>
+        <w:t xml:space="preserve">, enter the </w:t>
       </w:r>
       <w:r>
         <w:rPr>
@@ -10806,7 +11585,11 @@
         <w:t>Key ID</w:t>
       </w:r>
       <w:r>
-        <w:t xml:space="preserve">, and paste the contents of the </w:t>
+        <w:t xml:space="preserve">, and paste the contents of </w:t>
+      </w:r>
+      <w:proofErr w:type="gramStart"/>
+      <w:r>
+        <w:t xml:space="preserve">the </w:t>
       </w:r>
       <w:r>
         <w:rPr>
@@ -10815,7 +11598,17 @@
           <w:sz w:val="19"/>
           <w:szCs w:val="19"/>
         </w:rPr>
-        <w:t>.p8</w:t>
+        <w:t>.p</w:t>
+      </w:r>
+      <w:proofErr w:type="gramEnd"/>
+      <w:r>
+        <w:rPr>
+          <w:rFonts w:ascii="Consolas" w:eastAsia="Consolas" w:hAnsi="Consolas" w:cs="Consolas"/>
+          <w:color w:val="B42318"/>
+          <w:sz w:val="19"/>
+          <w:szCs w:val="19"/>
+        </w:rPr>
+        <w:t>8</w:t>
       </w:r>
       <w:r>
         <w:t xml:space="preserve"> file into </w:t>
@@ -10915,27 +11708,28 @@
           <w:b/>
           <w:bCs/>
         </w:rPr>
-        <w:t>Client</w:t>
+        <w:t>Client Secret</w:t>
+      </w:r>
+      <w:r>
+        <w:t xml:space="preserve">, and under </w:t>
       </w:r>
       <w:r>
         <w:rPr>
           <w:b/>
           <w:bCs/>
         </w:rPr>
-        <w:t xml:space="preserve"> Secret</w:t>
-      </w:r>
-      <w:r>
-        <w:t xml:space="preserve">, and under </w:t>
-      </w:r>
-      <w:r>
-        <w:rPr>
-          <w:b/>
-          <w:bCs/>
-        </w:rPr>
         <w:t>Redirects</w:t>
       </w:r>
       <w:r>
-        <w:t xml:space="preserve"> add the MemberFrame Redirect URL. Save.</w:t>
+        <w:t xml:space="preserve"> add the </w:t>
+      </w:r>
+      <w:proofErr w:type="spellStart"/>
+      <w:r>
+        <w:t>MemberFrame</w:t>
+      </w:r>
+      <w:proofErr w:type="spellEnd"/>
+      <w:r>
+        <w:t xml:space="preserve"> Redirect URL. Save.</w:t>
       </w:r>
     </w:p>
     <w:p>
@@ -10948,7 +11742,15 @@
         <w:spacing w:after="80"/>
       </w:pPr>
       <w:r>
-        <w:t>Paste the Application ID and Client secret into MemberFrame.</w:t>
+        <w:t xml:space="preserve">Paste the Application ID and Client secret into </w:t>
+      </w:r>
+      <w:proofErr w:type="spellStart"/>
+      <w:r>
+        <w:t>MemberFrame</w:t>
+      </w:r>
+      <w:proofErr w:type="spellEnd"/>
+      <w:r>
+        <w:t>.</w:t>
       </w:r>
     </w:p>
     <w:p>
@@ -10969,10 +11771,7 @@
         <w:t xml:space="preserve">Important: </w:t>
       </w:r>
       <w:r>
-        <w:t xml:space="preserve">A visitor who signs in with a provider for the first time gets a new account on your Free tier. Today this happens </w:t>
-      </w:r>
-      <w:r>
-        <w:t xml:space="preserve">even when </w:t>
+        <w:t xml:space="preserve">A visitor who signs in with a provider for the first time gets a new account on your Free tier. Today this happens even when </w:t>
       </w:r>
       <w:r>
         <w:rPr>
@@ -11001,10 +11800,15 @@
         <w:spacing w:after="120"/>
       </w:pPr>
       <w:r>
-        <w:t>Ask members for extra information, such as a company name, a portfo</w:t>
-      </w:r>
-      <w:r>
-        <w:t xml:space="preserve">lio link, or their role. MemberFrame keeps sign up to one short step and asks these questions afterwards, in the </w:t>
+        <w:t xml:space="preserve">Ask members for extra information, such as a company name, a portfolio link, or their role. </w:t>
+      </w:r>
+      <w:proofErr w:type="spellStart"/>
+      <w:r>
+        <w:t>MemberFrame</w:t>
+      </w:r>
+      <w:proofErr w:type="spellEnd"/>
+      <w:r>
+        <w:t xml:space="preserve"> keeps sign up to one short step and asks these questions afterwards, in the </w:t>
       </w:r>
       <w:r>
         <w:rPr>
@@ -11137,6 +11941,7 @@
       <w:r>
         <w:t xml:space="preserve">. It is made from the label, for example </w:t>
       </w:r>
+      <w:proofErr w:type="spellStart"/>
       <w:r>
         <w:rPr>
           <w:rFonts w:ascii="Consolas" w:eastAsia="Consolas" w:hAnsi="Consolas" w:cs="Consolas"/>
@@ -11146,6 +11951,7 @@
         </w:rPr>
         <w:t>portfolio_url</w:t>
       </w:r>
+      <w:proofErr w:type="spellEnd"/>
       <w:r>
         <w:t>. Answers are stored under it.</w:t>
       </w:r>
@@ -11206,10 +12012,7 @@
         <w:spacing w:after="80"/>
       </w:pPr>
       <w:r>
-        <w:t>Optional:</w:t>
-      </w:r>
-      <w:r>
-        <w:t xml:space="preserve"> add a </w:t>
+        <w:t xml:space="preserve">Optional: add a </w:t>
       </w:r>
       <w:r>
         <w:rPr>
@@ -11593,7 +12396,15 @@
               <w:spacing w:after="40"/>
             </w:pPr>
             <w:r>
-              <w:t>A phone number.</w:t>
+              <w:t xml:space="preserve">A phone </w:t>
+            </w:r>
+            <w:proofErr w:type="gramStart"/>
+            <w:r>
+              <w:t>number</w:t>
+            </w:r>
+            <w:proofErr w:type="gramEnd"/>
+            <w:r>
+              <w:t>.</w:t>
             </w:r>
           </w:p>
         </w:tc>
@@ -11770,10 +12581,7 @@
               <w:spacing w:after="40"/>
             </w:pPr>
             <w:r>
-              <w:t xml:space="preserve">A count </w:t>
-            </w:r>
-            <w:r>
-              <w:t>or an amount.</w:t>
+              <w:t>A count or an amount.</w:t>
             </w:r>
           </w:p>
         </w:tc>
@@ -11863,10 +12671,7 @@
         <w:t>Key</w:t>
       </w:r>
       <w:r>
-        <w:t xml:space="preserve"> is locked, because</w:t>
-      </w:r>
-      <w:r>
-        <w:t xml:space="preserve"> members' answers are stored under it. Choose it carefully.</w:t>
+        <w:t xml:space="preserve"> is locked, because members' answers are stored under it. Choose it carefully.</w:t>
       </w:r>
     </w:p>
     <w:p>
@@ -11885,10 +12690,15 @@
         <w:spacing w:after="120"/>
       </w:pPr>
       <w:r>
-        <w:t xml:space="preserve">The Builder tab is where you add MemberFrame components to your pages. Each component appears in a list with a badge that says where it belongs, a live preview, </w:t>
-      </w:r>
-      <w:r>
-        <w:t xml:space="preserve">and an </w:t>
+        <w:t xml:space="preserve">The Builder tab is where you add </w:t>
+      </w:r>
+      <w:proofErr w:type="spellStart"/>
+      <w:r>
+        <w:t>MemberFrame</w:t>
+      </w:r>
+      <w:proofErr w:type="spellEnd"/>
+      <w:r>
+        <w:t xml:space="preserve"> components to your pages. Each component appears in a list with a badge that says where it belongs, a live preview, and an </w:t>
       </w:r>
       <w:r>
         <w:rPr>
@@ -12783,10 +13593,7 @@
               <w:spacing w:after="40"/>
             </w:pPr>
             <w:r>
-              <w:t>A download bu</w:t>
-            </w:r>
-            <w:r>
-              <w:t>tton only the right tier can use.</w:t>
+              <w:t>A download button only the right tier can use.</w:t>
             </w:r>
           </w:p>
         </w:tc>
@@ -12869,8 +13676,13 @@
             <w:pPr>
               <w:spacing w:after="40"/>
             </w:pPr>
-            <w:r>
-              <w:t>Lets members save a page or a card.</w:t>
+            <w:proofErr w:type="spellStart"/>
+            <w:r>
+              <w:t>Lets</w:t>
+            </w:r>
+            <w:proofErr w:type="spellEnd"/>
+            <w:r>
+              <w:t xml:space="preserve"> members save a page or a card.</w:t>
             </w:r>
           </w:p>
         </w:tc>
@@ -13212,7 +14024,15 @@
         <w:t>Config</w:t>
       </w:r>
       <w:r>
-        <w:t>: Sign in / Login, Sign up / Registration, Reset password / OTP, Member dashboard, and Member pricing. Each page is created with its component already placed.</w:t>
+        <w:t xml:space="preserve">: Sign in / Login, </w:t>
+      </w:r>
+      <w:proofErr w:type="gramStart"/>
+      <w:r>
+        <w:t>Sign</w:t>
+      </w:r>
+      <w:proofErr w:type="gramEnd"/>
+      <w:r>
+        <w:t xml:space="preserve"> up / Registration, Reset password / OTP, Member dashboard, and Member pricing. Each page is created with its component already placed.</w:t>
       </w:r>
     </w:p>
     <w:p>
@@ -13235,10 +14055,7 @@
         <w:t>Already exists</w:t>
       </w:r>
       <w:r>
-        <w:t xml:space="preserve"> and are ski</w:t>
-      </w:r>
-      <w:r>
-        <w:t>pped.</w:t>
+        <w:t xml:space="preserve"> and are skipped.</w:t>
       </w:r>
     </w:p>
     <w:p>
@@ -13295,7 +14112,15 @@
         <w:t xml:space="preserve">Tip: </w:t>
       </w:r>
       <w:r>
-        <w:t xml:space="preserve">When MemberFrame is updated, click </w:t>
+        <w:t xml:space="preserve">When </w:t>
+      </w:r>
+      <w:proofErr w:type="spellStart"/>
+      <w:r>
+        <w:t>MemberFrame</w:t>
+      </w:r>
+      <w:proofErr w:type="spellEnd"/>
+      <w:r>
+        <w:t xml:space="preserve"> is updated, click </w:t>
       </w:r>
       <w:r>
         <w:rPr>
@@ -13305,10 +14130,15 @@
         <w:t>Add to canvas</w:t>
       </w:r>
       <w:r>
-        <w:t xml:space="preserve"> again for each component you use. This refreshes the component's code file, and every copy already on your pages updates with it. Yo</w:t>
-      </w:r>
-      <w:r>
-        <w:t>ur settings are kept.</w:t>
+        <w:t xml:space="preserve"> again for each component you use. This refreshes the component's code file, and every copy already on your </w:t>
+      </w:r>
+      <w:proofErr w:type="gramStart"/>
+      <w:r>
+        <w:t>pages</w:t>
+      </w:r>
+      <w:proofErr w:type="gramEnd"/>
+      <w:r>
+        <w:t xml:space="preserve"> updates with it. Your settings are kept.</w:t>
       </w:r>
     </w:p>
     <w:p>
@@ -13318,7 +14148,15 @@
       <w:bookmarkStart w:id="38" w:name="_Toc243234703"/>
       <w:r>
         <w:lastRenderedPageBreak/>
-        <w:t>12. Sign In and Sign Up Components</w:t>
+        <w:t xml:space="preserve">12. Sign </w:t>
+      </w:r>
+      <w:proofErr w:type="gramStart"/>
+      <w:r>
+        <w:t>In</w:t>
+      </w:r>
+      <w:proofErr w:type="gramEnd"/>
+      <w:r>
+        <w:t xml:space="preserve"> and Sign Up Components</w:t>
       </w:r>
       <w:bookmarkEnd w:id="38"/>
     </w:p>
@@ -13445,21 +14283,23 @@
             <w:pPr>
               <w:spacing w:after="40"/>
             </w:pPr>
+            <w:proofErr w:type="spellStart"/>
             <w:r>
               <w:rPr>
                 <w:b/>
                 <w:bCs/>
                 <w:color w:val="FFFFFF"/>
               </w:rPr>
-              <w:t>Passwordless cod</w:t>
-            </w:r>
+              <w:t>Passwordless</w:t>
+            </w:r>
+            <w:proofErr w:type="spellEnd"/>
             <w:r>
               <w:rPr>
                 <w:b/>
                 <w:bCs/>
                 <w:color w:val="FFFFFF"/>
               </w:rPr>
-              <w:t>e</w:t>
+              <w:t xml:space="preserve"> code</w:t>
             </w:r>
           </w:p>
         </w:tc>
@@ -14042,7 +14882,23 @@
                 <w:b/>
                 <w:bCs/>
               </w:rPr>
-              <w:t>Inline On Page</w:t>
+              <w:t xml:space="preserve">Inline </w:t>
+            </w:r>
+            <w:proofErr w:type="gramStart"/>
+            <w:r>
+              <w:rPr>
+                <w:b/>
+                <w:bCs/>
+              </w:rPr>
+              <w:t>On</w:t>
+            </w:r>
+            <w:proofErr w:type="gramEnd"/>
+            <w:r>
+              <w:rPr>
+                <w:b/>
+                <w:bCs/>
+              </w:rPr>
+              <w:t xml:space="preserve"> Page</w:t>
             </w:r>
             <w:r>
               <w:t xml:space="preserve"> shows the card in the page. </w:t>
@@ -14362,18 +15218,24 @@
             <w:r>
               <w:t xml:space="preserve"> or </w:t>
             </w:r>
-            <w:r>
-              <w:rPr>
-                <w:b/>
-                <w:bCs/>
-              </w:rPr>
-              <w:t>Passwordless Code</w:t>
-            </w:r>
-            <w:r>
-              <w:t>. Member</w:t>
-            </w:r>
-            <w:r>
-              <w:t>s can switch with a link.</w:t>
+            <w:proofErr w:type="spellStart"/>
+            <w:r>
+              <w:rPr>
+                <w:b/>
+                <w:bCs/>
+              </w:rPr>
+              <w:t>Passwordless</w:t>
+            </w:r>
+            <w:proofErr w:type="spellEnd"/>
+            <w:r>
+              <w:rPr>
+                <w:b/>
+                <w:bCs/>
+              </w:rPr>
+              <w:t xml:space="preserve"> Code</w:t>
+            </w:r>
+            <w:r>
+              <w:t>. Members can switch with a link.</w:t>
             </w:r>
           </w:p>
         </w:tc>
@@ -14466,7 +15328,23 @@
                 <w:b/>
                 <w:bCs/>
               </w:rPr>
-              <w:t>Sign In / Sign Up / Reset / Code Sign In Page</w:t>
+              <w:t xml:space="preserve">Sign In / Sign Up / Reset / Code Sign </w:t>
+            </w:r>
+            <w:proofErr w:type="gramStart"/>
+            <w:r>
+              <w:rPr>
+                <w:b/>
+                <w:bCs/>
+              </w:rPr>
+              <w:t>In</w:t>
+            </w:r>
+            <w:proofErr w:type="gramEnd"/>
+            <w:r>
+              <w:rPr>
+                <w:b/>
+                <w:bCs/>
+              </w:rPr>
+              <w:t xml:space="preserve"> Page</w:t>
             </w:r>
           </w:p>
         </w:tc>
@@ -14498,7 +15376,23 @@
                 <w:b/>
                 <w:bCs/>
               </w:rPr>
-              <w:t>Code Sign In Page</w:t>
+              <w:t xml:space="preserve">Code Sign </w:t>
+            </w:r>
+            <w:proofErr w:type="gramStart"/>
+            <w:r>
+              <w:rPr>
+                <w:b/>
+                <w:bCs/>
+              </w:rPr>
+              <w:t>In</w:t>
+            </w:r>
+            <w:proofErr w:type="gramEnd"/>
+            <w:r>
+              <w:rPr>
+                <w:b/>
+                <w:bCs/>
+              </w:rPr>
+              <w:t xml:space="preserve"> Page</w:t>
             </w:r>
             <w:r>
               <w:t xml:space="preserve"> is empty, the code form opens inside the same card.</w:t>
@@ -14560,7 +15454,15 @@
               <w:spacing w:after="40"/>
             </w:pPr>
             <w:r>
-              <w:t>The colour of buttons, links, and highlights. Match it to your brand.</w:t>
+              <w:t xml:space="preserve">The </w:t>
+            </w:r>
+            <w:proofErr w:type="spellStart"/>
+            <w:r>
+              <w:t>colour</w:t>
+            </w:r>
+            <w:proofErr w:type="spellEnd"/>
+            <w:r>
+              <w:t xml:space="preserve"> of buttons, links, and highlights. Match it to your brand.</w:t>
             </w:r>
           </w:p>
         </w:tc>
@@ -14679,10 +15581,15 @@
               <w:spacing w:after="40"/>
             </w:pPr>
             <w:r>
-              <w:t>Gro</w:t>
-            </w:r>
-            <w:r>
-              <w:t>uped style settings: light or dark theme, every colour, the font (Framer's font picker, so your site fonts), padding, border, shadow, margin, and every word on the component, so you can translate it.</w:t>
+              <w:t xml:space="preserve">Grouped style settings: light or dark theme, every </w:t>
+            </w:r>
+            <w:proofErr w:type="spellStart"/>
+            <w:r>
+              <w:t>colour</w:t>
+            </w:r>
+            <w:proofErr w:type="spellEnd"/>
+            <w:r>
+              <w:t>, the font (Framer's font picker, so your site fonts), padding, border, shadow, margin, and every word on the component, so you can translate it.</w:t>
             </w:r>
           </w:p>
         </w:tc>
@@ -14698,8 +15605,13 @@
         <w:pStyle w:val="Heading2"/>
       </w:pPr>
       <w:bookmarkStart w:id="40" w:name="_Toc243234705"/>
-      <w:r>
-        <w:t>Passwordless sign in (email code)</w:t>
+      <w:proofErr w:type="spellStart"/>
+      <w:r>
+        <w:t>Passwordless</w:t>
+      </w:r>
+      <w:proofErr w:type="spellEnd"/>
+      <w:r>
+        <w:t xml:space="preserve"> sign in (email code)</w:t>
       </w:r>
       <w:bookmarkEnd w:id="40"/>
     </w:p>
@@ -14708,10 +15620,15 @@
         <w:spacing w:after="120"/>
       </w:pPr>
       <w:r>
-        <w:t>A member types their</w:t>
-      </w:r>
-      <w:r>
-        <w:t xml:space="preserve"> email and gets a 6-digit code. Typing the code signs them in. No password needed.</w:t>
+        <w:t xml:space="preserve">A member types their email and gets a 6-digit code. Typing the code </w:t>
+      </w:r>
+      <w:proofErr w:type="gramStart"/>
+      <w:r>
+        <w:t>signs</w:t>
+      </w:r>
+      <w:proofErr w:type="gramEnd"/>
+      <w:r>
+        <w:t xml:space="preserve"> them in. No password needed.</w:t>
       </w:r>
     </w:p>
     <w:p>
@@ -14731,10 +15648,7 @@
         <w:t>Only for registered members.</w:t>
       </w:r>
       <w:r>
-        <w:t xml:space="preserve"> A code is sent only to an address that already has an account. Someone without an account sees the same message ("If this address has an account</w:t>
-      </w:r>
-      <w:r>
-        <w:t>, we sent it a code") but no email is sent, so nobody can use the form to find out who your members are.</w:t>
+        <w:t xml:space="preserve"> A code is sent only to an address that already has an account. Someone without an account sees the same message ("If this address has an account, we sent it a code") but no email is sent, so nobody can use the form to find out who your members are.</w:t>
       </w:r>
     </w:p>
     <w:p>
@@ -14833,7 +15747,15 @@
         <w:t>Sign up</w:t>
       </w:r>
       <w:r>
-        <w:t>: name, email, and password. MemberFrame emails a code to confirm the address; the account is ready once the code is entered. The new member starts on the Free tier.</w:t>
+        <w:t xml:space="preserve">: name, email, and password. </w:t>
+      </w:r>
+      <w:proofErr w:type="spellStart"/>
+      <w:r>
+        <w:t>MemberFrame</w:t>
+      </w:r>
+      <w:proofErr w:type="spellEnd"/>
+      <w:r>
+        <w:t xml:space="preserve"> emails a code to confirm the address; the account is ready once the code is entered. The new member starts on the Free tier.</w:t>
       </w:r>
     </w:p>
     <w:p>
@@ -14946,10 +15868,7 @@
         <w:spacing w:after="120"/>
       </w:pPr>
       <w:r>
-        <w:t>The member's own account page. It shows who they are, their</w:t>
-      </w:r>
-      <w:r>
-        <w:t xml:space="preserve"> plan, their billing, and their profile answers, and lets them sign out. Place it on </w:t>
+        <w:t xml:space="preserve">The member's own account page. It shows who they are, their plan, their billing, and their profile answers, and lets them sign out. Place it on </w:t>
       </w:r>
       <w:r>
         <w:rPr>
@@ -15288,8 +16207,13 @@
             <w:pPr>
               <w:spacing w:after="40"/>
             </w:pPr>
-            <w:r>
-              <w:t>Lets members fill in and edit their answers to your profile questions (chapter 10).</w:t>
+            <w:proofErr w:type="spellStart"/>
+            <w:r>
+              <w:t>Lets</w:t>
+            </w:r>
+            <w:proofErr w:type="spellEnd"/>
+            <w:r>
+              <w:t xml:space="preserve"> members fill in and edit their answers to your profile questions (chapter 10).</w:t>
             </w:r>
           </w:p>
         </w:tc>
@@ -15465,11 +16389,13 @@
             <w:pPr>
               <w:spacing w:after="40"/>
             </w:pPr>
-            <w:r>
-              <w:t>Lets members cancel their subscription themselve</w:t>
-            </w:r>
-            <w:r>
-              <w:t>s. They keep access until the end of the period they paid for.</w:t>
+            <w:proofErr w:type="spellStart"/>
+            <w:r>
+              <w:t>Lets</w:t>
+            </w:r>
+            <w:proofErr w:type="spellEnd"/>
+            <w:r>
+              <w:t xml:space="preserve"> members cancel their subscription themselves. They keep access until the end of the period they paid for.</w:t>
             </w:r>
           </w:p>
         </w:tc>
@@ -15592,7 +16518,23 @@
                 <w:b/>
                 <w:bCs/>
               </w:rPr>
-              <w:t>Sign In Page / After Sign Out</w:t>
+              <w:t xml:space="preserve">Sign </w:t>
+            </w:r>
+            <w:proofErr w:type="gramStart"/>
+            <w:r>
+              <w:rPr>
+                <w:b/>
+                <w:bCs/>
+              </w:rPr>
+              <w:t>In</w:t>
+            </w:r>
+            <w:proofErr w:type="gramEnd"/>
+            <w:r>
+              <w:rPr>
+                <w:b/>
+                <w:bCs/>
+              </w:rPr>
+              <w:t xml:space="preserve"> Page / After Sign Out</w:t>
             </w:r>
           </w:p>
         </w:tc>
@@ -15676,7 +16618,15 @@
               <w:spacing w:after="40"/>
             </w:pPr>
             <w:r>
-              <w:t>Brand colour and roundness.</w:t>
+              <w:t xml:space="preserve">Brand </w:t>
+            </w:r>
+            <w:proofErr w:type="spellStart"/>
+            <w:r>
+              <w:t>colour</w:t>
+            </w:r>
+            <w:proofErr w:type="spellEnd"/>
+            <w:r>
+              <w:t xml:space="preserve"> and roundness.</w:t>
             </w:r>
           </w:p>
         </w:tc>
@@ -15841,8 +16791,17 @@
                 <w:b/>
                 <w:bCs/>
               </w:rPr>
-              <w:t>Headline / Subheadline</w:t>
-            </w:r>
+              <w:t xml:space="preserve">Headline / </w:t>
+            </w:r>
+            <w:proofErr w:type="spellStart"/>
+            <w:r>
+              <w:rPr>
+                <w:b/>
+                <w:bCs/>
+              </w:rPr>
+              <w:t>Subheadline</w:t>
+            </w:r>
+            <w:proofErr w:type="spellEnd"/>
           </w:p>
         </w:tc>
         <w:tc>
@@ -16319,7 +17278,15 @@
               <w:spacing w:after="40"/>
             </w:pPr>
             <w:r>
-              <w:t>Brand colour and roundness.</w:t>
+              <w:t xml:space="preserve">Brand </w:t>
+            </w:r>
+            <w:proofErr w:type="spellStart"/>
+            <w:r>
+              <w:t>colour</w:t>
+            </w:r>
+            <w:proofErr w:type="spellEnd"/>
+            <w:r>
+              <w:t xml:space="preserve"> and roundness.</w:t>
             </w:r>
           </w:p>
         </w:tc>
@@ -16391,6 +17358,7 @@
       <w:r>
         <w:t xml:space="preserve">They return to the </w:t>
       </w:r>
+      <w:proofErr w:type="gramStart"/>
       <w:r>
         <w:rPr>
           <w:b/>
@@ -16398,6 +17366,7 @@
         </w:rPr>
         <w:t>After purchase</w:t>
       </w:r>
+      <w:proofErr w:type="gramEnd"/>
       <w:r>
         <w:t xml:space="preserve"> page, and their tier changes at once.</w:t>
       </w:r>
@@ -16435,10 +17404,7 @@
         <w:spacing w:after="60"/>
       </w:pPr>
       <w:r>
-        <w:t xml:space="preserve">"Save 17%" and similar labels are worked out </w:t>
-      </w:r>
-      <w:r>
-        <w:t>from your own monthly and annual prices.</w:t>
+        <w:t>"Save 17%" and similar labels are worked out from your own monthly and annual prices.</w:t>
       </w:r>
     </w:p>
     <w:p>
@@ -16470,10 +17436,7 @@
         <w:spacing w:after="120"/>
       </w:pPr>
       <w:r>
-        <w:t xml:space="preserve">A short popup that asks new members your </w:t>
-      </w:r>
-      <w:r>
-        <w:t>profile questions, one step at a time, right after they sign in. It only appears while a member still has a required question unanswered; otherwise it shows nothing.</w:t>
+        <w:t>A short popup that asks new members your profile questions, one step at a time, right after they sign in. It only appears while a member still has a required question unanswered; otherwise it shows nothing.</w:t>
       </w:r>
     </w:p>
     <w:p>
@@ -16741,8 +17704,13 @@
             <w:pPr>
               <w:spacing w:after="40"/>
             </w:pPr>
-            <w:r>
-              <w:t>Lets members close it and answer later on their dashboard.</w:t>
+            <w:proofErr w:type="spellStart"/>
+            <w:r>
+              <w:t>Lets</w:t>
+            </w:r>
+            <w:proofErr w:type="spellEnd"/>
+            <w:r>
+              <w:t xml:space="preserve"> members close it and answer later on their dashboard.</w:t>
             </w:r>
           </w:p>
         </w:tc>
@@ -16919,7 +17887,15 @@
               <w:spacing w:after="40"/>
             </w:pPr>
             <w:r>
-              <w:t>Brand colour and roundness.</w:t>
+              <w:t xml:space="preserve">Brand </w:t>
+            </w:r>
+            <w:proofErr w:type="spellStart"/>
+            <w:r>
+              <w:t>colour</w:t>
+            </w:r>
+            <w:proofErr w:type="spellEnd"/>
+            <w:r>
+              <w:t xml:space="preserve"> and roundness.</w:t>
             </w:r>
           </w:p>
         </w:tc>
@@ -16966,8 +17942,13 @@
       <w:pPr>
         <w:spacing w:after="120"/>
       </w:pPr>
-      <w:r>
-        <w:t>MemberFrame has five ways to keep content for members. Pick the one that matches what you want to protect.</w:t>
+      <w:proofErr w:type="spellStart"/>
+      <w:r>
+        <w:t>MemberFrame</w:t>
+      </w:r>
+      <w:proofErr w:type="spellEnd"/>
+      <w:r>
+        <w:t xml:space="preserve"> has five ways to keep content for members. Pick the one that matches what you want to protect.</w:t>
       </w:r>
     </w:p>
     <w:tbl>
@@ -17748,10 +18729,7 @@
         <w:t>Route Shield</w:t>
       </w:r>
       <w:r>
-        <w:t xml:space="preserve"> script</w:t>
-      </w:r>
-      <w:r>
-        <w:t>.</w:t>
+        <w:t xml:space="preserve"> script.</w:t>
       </w:r>
     </w:p>
     <w:p>
@@ -18108,13 +19086,26 @@
           <w:b/>
           <w:bCs/>
         </w:rPr>
-        <w:t>Blog, every item (/blog/:slug)</w:t>
-      </w:r>
-      <w:r>
-        <w:t xml:space="preserve"> locks every post and leaves </w:t>
-      </w:r>
-      <w:r>
-        <w:t xml:space="preserve">the list page </w:t>
+        <w:t>Blog, every item (/blog</w:t>
+      </w:r>
+      <w:proofErr w:type="gramStart"/>
+      <w:r>
+        <w:rPr>
+          <w:b/>
+          <w:bCs/>
+        </w:rPr>
+        <w:t>/:slug</w:t>
+      </w:r>
+      <w:proofErr w:type="gramEnd"/>
+      <w:r>
+        <w:rPr>
+          <w:b/>
+          <w:bCs/>
+        </w:rPr>
+        <w:t>)</w:t>
+      </w:r>
+      <w:r>
+        <w:t xml:space="preserve"> locks every post and leaves the list page </w:t>
       </w:r>
       <w:r>
         <w:rPr>
@@ -18177,10 +19168,7 @@
         <w:spacing w:after="120"/>
       </w:pPr>
       <w:r>
-        <w:t>A section loc</w:t>
-      </w:r>
-      <w:r>
-        <w:t>k hides or blurs chosen layers, such as the body of a lesson or a members-only banner, while the rest of the page stays open.</w:t>
+        <w:t>A section lock hides or blurs chosen layers, such as the body of a lesson or a members-only banner, while the rest of the page stays open.</w:t>
       </w:r>
     </w:p>
     <w:p>
@@ -18268,10 +19256,7 @@
         <w:t>Lesson Body</w:t>
       </w:r>
       <w:r>
-        <w:t>. This becomes the ov</w:t>
-      </w:r>
-      <w:r>
-        <w:t>erride name.</w:t>
+        <w:t>. This becomes the override name.</w:t>
       </w:r>
     </w:p>
     <w:p>
@@ -18400,8 +19385,17 @@
         <w:t>Save locks</w:t>
       </w:r>
       <w:r>
-        <w:t xml:space="preserve">. MemberFrame writes the file </w:t>
-      </w:r>
+        <w:t xml:space="preserve">. </w:t>
+      </w:r>
+      <w:proofErr w:type="spellStart"/>
+      <w:r>
+        <w:t>MemberFrame</w:t>
+      </w:r>
+      <w:proofErr w:type="spellEnd"/>
+      <w:r>
+        <w:t xml:space="preserve"> writes the file </w:t>
+      </w:r>
+      <w:proofErr w:type="spellStart"/>
       <w:r>
         <w:rPr>
           <w:b/>
@@ -18409,11 +19403,9 @@
         </w:rPr>
         <w:t>MemberLocks</w:t>
       </w:r>
-      <w:r>
-        <w:t xml:space="preserve"> into y</w:t>
-      </w:r>
-      <w:r>
-        <w:t>our project.</w:t>
+      <w:proofErr w:type="spellEnd"/>
+      <w:r>
+        <w:t xml:space="preserve"> into your project.</w:t>
       </w:r>
     </w:p>
     <w:p>
@@ -18438,6 +19430,7 @@
       <w:r>
         <w:t xml:space="preserve"> in the right sidebar, choose the file </w:t>
       </w:r>
+      <w:proofErr w:type="spellStart"/>
       <w:r>
         <w:rPr>
           <w:b/>
@@ -18445,6 +19438,7 @@
         </w:rPr>
         <w:t>MemberLocks</w:t>
       </w:r>
+      <w:proofErr w:type="spellEnd"/>
       <w:r>
         <w:t xml:space="preserve"> and the override with your lock's name.</w:t>
       </w:r>
@@ -18501,10 +19495,7 @@
         <w:t xml:space="preserve">Note: </w:t>
       </w:r>
       <w:r>
-        <w:t>Code overrides never run on the Framer canvas</w:t>
-      </w:r>
-      <w:r>
-        <w:t>, so locked layers look normal while you design.</w:t>
+        <w:t>Code overrides never run on the Framer canvas, so locked layers look normal while you design.</w:t>
       </w:r>
     </w:p>
     <w:p>
@@ -18542,10 +19533,7 @@
         <w:t>Free Articles Meter</w:t>
       </w:r>
       <w:r>
-        <w:t>: each visitor reads a number of articles in full, for example 3 every 30 days. After that,</w:t>
-      </w:r>
-      <w:r>
-        <w:t xml:space="preserve"> articles show their opening paragraphs and the lock card.</w:t>
+        <w:t>: each visitor reads a number of articles in full, for example 3 every 30 days. After that, articles show their opening paragraphs and the lock card.</w:t>
       </w:r>
     </w:p>
     <w:p>
@@ -19067,10 +20055,7 @@
               <w:spacing w:after="40"/>
             </w:pPr>
             <w:r>
-              <w:t>A name for the article, so it is counted once. On a CMS page, le</w:t>
-            </w:r>
-            <w:r>
-              <w:t>ave it empty to use the page address.</w:t>
+              <w:t>A name for the article, so it is counted once. On a CMS page, leave it empty to use the page address.</w:t>
             </w:r>
           </w:p>
         </w:tc>
@@ -19129,8 +20114,13 @@
               <w:spacing w:after="40"/>
             </w:pPr>
             <w:r>
-              <w:t>How much of a locked article stays visible.</w:t>
-            </w:r>
+              <w:t xml:space="preserve">How much of a locked article stays </w:t>
+            </w:r>
+            <w:proofErr w:type="gramStart"/>
+            <w:r>
+              <w:t>visible.</w:t>
+            </w:r>
+            <w:proofErr w:type="gramEnd"/>
           </w:p>
         </w:tc>
       </w:tr>
@@ -19340,7 +20330,23 @@
                 <w:b/>
                 <w:bCs/>
               </w:rPr>
-              <w:t>Sign In Link / Pricing Page / Sign In Page</w:t>
+              <w:t xml:space="preserve">Sign </w:t>
+            </w:r>
+            <w:proofErr w:type="gramStart"/>
+            <w:r>
+              <w:rPr>
+                <w:b/>
+                <w:bCs/>
+              </w:rPr>
+              <w:t>In</w:t>
+            </w:r>
+            <w:proofErr w:type="gramEnd"/>
+            <w:r>
+              <w:rPr>
+                <w:b/>
+                <w:bCs/>
+              </w:rPr>
+              <w:t xml:space="preserve"> Link / Pricing Page / Sign In Page</w:t>
             </w:r>
           </w:p>
         </w:tc>
@@ -19424,10 +20430,7 @@
               <w:spacing w:after="40"/>
             </w:pPr>
             <w:r>
-              <w:t>Tells Google the arti</w:t>
-            </w:r>
-            <w:r>
-              <w:t>cle is behind a paywall, so it is not treated as hiding content. Choose Article, News Article, Blog Post, or Other Content.</w:t>
+              <w:t>Tells Google the article is behind a paywall, so it is not treated as hiding content. Choose Article, News Article, Blog Post, or Other Content.</w:t>
             </w:r>
           </w:p>
         </w:tc>
@@ -19565,7 +20568,15 @@
               <w:spacing w:after="40"/>
             </w:pPr>
             <w:r>
-              <w:t>Brand colour and roundness.</w:t>
+              <w:t xml:space="preserve">Brand </w:t>
+            </w:r>
+            <w:proofErr w:type="spellStart"/>
+            <w:r>
+              <w:t>colour</w:t>
+            </w:r>
+            <w:proofErr w:type="spellEnd"/>
+            <w:r>
+              <w:t xml:space="preserve"> and roundness.</w:t>
             </w:r>
           </w:p>
         </w:tc>
@@ -19626,12 +20637,21 @@
       <w:r>
         <w:t xml:space="preserve">, </w:t>
       </w:r>
+      <w:proofErr w:type="gramStart"/>
       <w:r>
         <w:rPr>
           <w:b/>
           <w:bCs/>
         </w:rPr>
-        <w:t>Add to canvas</w:t>
+        <w:t>Add</w:t>
+      </w:r>
+      <w:proofErr w:type="gramEnd"/>
+      <w:r>
+        <w:rPr>
+          <w:b/>
+          <w:bCs/>
+        </w:rPr>
+        <w:t xml:space="preserve"> to canvas</w:t>
       </w:r>
       <w:r>
         <w:t>, and place it on the page.</w:t>
@@ -19720,6 +20740,7 @@
       <w:r>
         <w:t xml:space="preserve">. This also writes the file </w:t>
       </w:r>
+      <w:proofErr w:type="spellStart"/>
       <w:r>
         <w:rPr>
           <w:b/>
@@ -19727,6 +20748,7 @@
         </w:rPr>
         <w:t>MemberArticle</w:t>
       </w:r>
+      <w:proofErr w:type="spellEnd"/>
       <w:r>
         <w:t xml:space="preserve"> into your project.</w:t>
       </w:r>
@@ -19751,10 +20773,7 @@
         <w:t>below the post body</w:t>
       </w:r>
       <w:r>
-        <w:t xml:space="preserve">. Set width to Fill and height to Fit. </w:t>
-      </w:r>
-      <w:r>
-        <w:t xml:space="preserve">Leave </w:t>
+        <w:t xml:space="preserve">. Set width to Fill and height to Fit. Leave </w:t>
       </w:r>
       <w:r>
         <w:rPr>
@@ -19802,6 +20821,7 @@
       <w:r>
         <w:t xml:space="preserve">, choose the file </w:t>
       </w:r>
+      <w:proofErr w:type="spellStart"/>
       <w:r>
         <w:rPr>
           <w:b/>
@@ -19809,9 +20829,11 @@
         </w:rPr>
         <w:t>MemberArticle</w:t>
       </w:r>
+      <w:proofErr w:type="spellEnd"/>
       <w:r>
         <w:t xml:space="preserve"> and the override </w:t>
       </w:r>
+      <w:proofErr w:type="spellStart"/>
       <w:r>
         <w:rPr>
           <w:b/>
@@ -19819,6 +20841,7 @@
         </w:rPr>
         <w:t>PaywallArticle</w:t>
       </w:r>
+      <w:proofErr w:type="spellEnd"/>
       <w:r>
         <w:t>.</w:t>
       </w:r>
@@ -19833,10 +20856,7 @@
         <w:spacing w:after="80"/>
       </w:pPr>
       <w:r>
-        <w:t>Publish an</w:t>
-      </w:r>
-      <w:r>
-        <w:t>d test in a private window. Every later change is a sidebar edit and a publish.</w:t>
+        <w:t>Publish and test in a private window. Every later change is a sidebar edit and a publish.</w:t>
       </w:r>
     </w:p>
     <w:p>
@@ -19879,10 +20899,15 @@
         <w:t xml:space="preserve">Important: </w:t>
       </w:r>
       <w:r>
-        <w:t>Us</w:t>
-      </w:r>
-      <w:r>
-        <w:t>e one linked article per page. If the page has no layer with the PaywallArticle override, the Soft Paywall shows nothing on the live site, so the post is not locked.</w:t>
+        <w:t xml:space="preserve">Use one linked article per page. If the page has no layer with the </w:t>
+      </w:r>
+      <w:proofErr w:type="spellStart"/>
+      <w:r>
+        <w:t>PaywallArticle</w:t>
+      </w:r>
+      <w:proofErr w:type="spellEnd"/>
+      <w:r>
+        <w:t xml:space="preserve"> override, the Soft Paywall shows nothing on the live site, so the post is not locked.</w:t>
       </w:r>
     </w:p>
     <w:p>
@@ -19916,10 +20941,7 @@
         <w:spacing w:after="60"/>
       </w:pPr>
       <w:r>
-        <w:t>A signed-out visitor is</w:t>
-      </w:r>
-      <w:r>
-        <w:t xml:space="preserve"> counted on their device. A signed-in member is counted on their account, across devices, and signing in never gives extra free articles.</w:t>
+        <w:t>A signed-out visitor is counted on their device. A signed-in member is counted on their account, across devices, and signing in never gives extra free articles.</w:t>
       </w:r>
     </w:p>
     <w:p>
@@ -19942,10 +20964,7 @@
         <w:t>Full Access For</w:t>
       </w:r>
       <w:r>
-        <w:t xml:space="preserve"> read everything with no counter. A signed-in member below it sees "Upgrade to keep readin</w:t>
-      </w:r>
-      <w:r>
-        <w:t>g".</w:t>
+        <w:t xml:space="preserve"> read everything with no counter. A signed-in member below it sees "Upgrade to keep reading".</w:t>
       </w:r>
     </w:p>
     <w:p>
@@ -20239,8 +21258,13 @@
               <w:spacing w:after="40"/>
             </w:pPr>
             <w:r>
-              <w:t>Which file the button downloads.</w:t>
-            </w:r>
+              <w:t xml:space="preserve">Which file the button </w:t>
+            </w:r>
+            <w:proofErr w:type="gramStart"/>
+            <w:r>
+              <w:t>downloads.</w:t>
+            </w:r>
+            <w:proofErr w:type="gramEnd"/>
           </w:p>
         </w:tc>
       </w:tr>
@@ -20563,7 +21587,23 @@
                 <w:b/>
                 <w:bCs/>
               </w:rPr>
-              <w:t>Sign In Page / Pricing Page</w:t>
+              <w:t xml:space="preserve">Sign </w:t>
+            </w:r>
+            <w:proofErr w:type="gramStart"/>
+            <w:r>
+              <w:rPr>
+                <w:b/>
+                <w:bCs/>
+              </w:rPr>
+              <w:t>In</w:t>
+            </w:r>
+            <w:proofErr w:type="gramEnd"/>
+            <w:r>
+              <w:rPr>
+                <w:b/>
+                <w:bCs/>
+              </w:rPr>
+              <w:t xml:space="preserve"> Page / Pricing Page</w:t>
             </w:r>
           </w:p>
         </w:tc>
@@ -20588,10 +21628,7 @@
               <w:spacing w:after="40"/>
             </w:pPr>
             <w:r>
-              <w:t>Where the locked button sends signed-out visitors and members on a</w:t>
-            </w:r>
-            <w:r>
-              <w:t xml:space="preserve"> lower tier.</w:t>
+              <w:t>Where the locked button sends signed-out visitors and members on a lower tier.</w:t>
             </w:r>
           </w:p>
         </w:tc>
@@ -20728,8 +21765,13 @@
             <w:pPr>
               <w:spacing w:after="40"/>
             </w:pPr>
-            <w:r>
-              <w:t>Colour and roundness.</w:t>
+            <w:proofErr w:type="spellStart"/>
+            <w:r>
+              <w:t>Colour</w:t>
+            </w:r>
+            <w:proofErr w:type="spellEnd"/>
+            <w:r>
+              <w:t xml:space="preserve"> and roundness.</w:t>
             </w:r>
           </w:p>
         </w:tc>
@@ -20797,10 +21839,7 @@
         <w:t>Bookmarks Tray</w:t>
       </w:r>
       <w:r>
-        <w:t xml:space="preserve"> is a slide-ou</w:t>
-      </w:r>
-      <w:r>
-        <w:t>t drawer that lists everything the member saved. Saved items follow the member across devices.</w:t>
+        <w:t xml:space="preserve"> is a slide-out drawer that lists everything the member saved. Saved items follow the member across devices.</w:t>
       </w:r>
     </w:p>
     <w:p>
@@ -20870,14 +21909,7 @@
           <w:b/>
           <w:bCs/>
         </w:rPr>
-        <w:t>It</w:t>
-      </w:r>
-      <w:r>
-        <w:rPr>
-          <w:b/>
-          <w:bCs/>
-        </w:rPr>
-        <w:t>em Slug</w:t>
+        <w:t>Item Slug</w:t>
       </w:r>
       <w:r>
         <w:t xml:space="preserve"> to something unique for that item. In a CMS list, connect it to the item's Slug field so every card saves its own post.</w:t>
@@ -20945,12 +21977,21 @@
       <w:r>
         <w:t xml:space="preserve">, </w:t>
       </w:r>
+      <w:proofErr w:type="gramStart"/>
       <w:r>
         <w:rPr>
           <w:b/>
           <w:bCs/>
         </w:rPr>
-        <w:t>Add to canvas</w:t>
+        <w:t>Add</w:t>
+      </w:r>
+      <w:proofErr w:type="gramEnd"/>
+      <w:r>
+        <w:rPr>
+          <w:b/>
+          <w:bCs/>
+        </w:rPr>
+        <w:t xml:space="preserve"> to canvas</w:t>
       </w:r>
       <w:r>
         <w:t>, and place it in your navigation bar.</w:t>
@@ -21262,7 +22303,15 @@
               <w:spacing w:after="40"/>
             </w:pPr>
             <w:r>
-              <w:t>The icon colour once saved.</w:t>
+              <w:t xml:space="preserve">The icon </w:t>
+            </w:r>
+            <w:proofErr w:type="spellStart"/>
+            <w:r>
+              <w:t>colour</w:t>
+            </w:r>
+            <w:proofErr w:type="spellEnd"/>
+            <w:r>
+              <w:t xml:space="preserve"> once saved.</w:t>
             </w:r>
           </w:p>
         </w:tc>
@@ -21486,10 +22535,7 @@
               <w:spacing w:after="40"/>
             </w:pPr>
             <w:r>
-              <w:t>Show w</w:t>
-            </w:r>
-            <w:r>
-              <w:t>ords next to the icon, and what they say.</w:t>
+              <w:t>Show words next to the icon, and what they say.</w:t>
             </w:r>
           </w:p>
         </w:tc>
@@ -21582,7 +22628,23 @@
                 <w:b/>
                 <w:bCs/>
               </w:rPr>
-              <w:t>Sign In Page</w:t>
+              <w:t xml:space="preserve">Sign </w:t>
+            </w:r>
+            <w:proofErr w:type="gramStart"/>
+            <w:r>
+              <w:rPr>
+                <w:b/>
+                <w:bCs/>
+              </w:rPr>
+              <w:t>In</w:t>
+            </w:r>
+            <w:proofErr w:type="gramEnd"/>
+            <w:r>
+              <w:rPr>
+                <w:b/>
+                <w:bCs/>
+              </w:rPr>
+              <w:t xml:space="preserve"> Page</w:t>
             </w:r>
           </w:p>
         </w:tc>
@@ -21745,7 +22807,15 @@
               <w:spacing w:after="40"/>
             </w:pPr>
             <w:r>
-              <w:t>Brand colour and roundness.</w:t>
+              <w:t xml:space="preserve">Brand </w:t>
+            </w:r>
+            <w:proofErr w:type="spellStart"/>
+            <w:r>
+              <w:t>colour</w:t>
+            </w:r>
+            <w:proofErr w:type="spellEnd"/>
+            <w:r>
+              <w:t xml:space="preserve"> and roundness.</w:t>
             </w:r>
           </w:p>
         </w:tc>
@@ -22343,7 +23413,23 @@
                 <w:b/>
                 <w:bCs/>
               </w:rPr>
-              <w:t>Sign In Page</w:t>
+              <w:t xml:space="preserve">Sign </w:t>
+            </w:r>
+            <w:proofErr w:type="gramStart"/>
+            <w:r>
+              <w:rPr>
+                <w:b/>
+                <w:bCs/>
+              </w:rPr>
+              <w:t>In</w:t>
+            </w:r>
+            <w:proofErr w:type="gramEnd"/>
+            <w:r>
+              <w:rPr>
+                <w:b/>
+                <w:bCs/>
+              </w:rPr>
+              <w:t xml:space="preserve"> Page</w:t>
             </w:r>
           </w:p>
         </w:tc>
@@ -22506,7 +23592,15 @@
               <w:spacing w:after="40"/>
             </w:pPr>
             <w:r>
-              <w:t>Brand colour and roundness.</w:t>
+              <w:t xml:space="preserve">Brand </w:t>
+            </w:r>
+            <w:proofErr w:type="spellStart"/>
+            <w:r>
+              <w:t>colour</w:t>
+            </w:r>
+            <w:proofErr w:type="spellEnd"/>
+            <w:r>
+              <w:t xml:space="preserve"> and roundness.</w:t>
             </w:r>
           </w:p>
         </w:tc>
@@ -22554,10 +23648,7 @@
         <w:spacing w:after="120"/>
       </w:pPr>
       <w:r>
-        <w:t>Every member of your site, with their tier and status. Us</w:t>
-      </w:r>
-      <w:r>
-        <w:t>e it to help a member, move them to another plan, or remove access.</w:t>
+        <w:t>Every member of your site, with their tier and status. Use it to help a member, move them to another plan, or remove access.</w:t>
       </w:r>
     </w:p>
     <w:p>
@@ -22632,12 +23723,21 @@
       <w:r>
         <w:t xml:space="preserve">, </w:t>
       </w:r>
+      <w:proofErr w:type="gramStart"/>
       <w:r>
         <w:rPr>
           <w:b/>
           <w:bCs/>
         </w:rPr>
-        <w:t>In trial</w:t>
+        <w:t>In</w:t>
+      </w:r>
+      <w:proofErr w:type="gramEnd"/>
+      <w:r>
+        <w:rPr>
+          <w:b/>
+          <w:bCs/>
+        </w:rPr>
+        <w:t xml:space="preserve"> trial</w:t>
       </w:r>
       <w:r>
         <w:t xml:space="preserve">, </w:t>
@@ -23025,10 +24125,7 @@
         <w:t xml:space="preserve">Important: </w:t>
       </w:r>
       <w:r>
-        <w:t>Ch</w:t>
-      </w:r>
-      <w:r>
-        <w:t>anging a tier here does not change what the payment gateway charges. To stop billing a member, cancel their subscription in the gateway's dashboard too.</w:t>
+        <w:t>Changing a tier here does not change what the payment gateway charges. To stop billing a member, cancel their subscription in the gateway's dashboard too.</w:t>
       </w:r>
     </w:p>
     <w:p>
@@ -23047,10 +24144,7 @@
         <w:spacing w:after="120"/>
       </w:pPr>
       <w:r>
-        <w:t>A webhook sends a message to another service, such as Zapier, Make,</w:t>
-      </w:r>
-      <w:r>
-        <w:t xml:space="preserve"> a CRM, or your own server, when something happens to a member. Use it to add new members to a mailing list or a Discord role, for example.</w:t>
+        <w:t>A webhook sends a message to another service, such as Zapier, Make, a CRM, or your own server, when something happens to a member. Use it to add new members to a mailing list or a Discord role, for example.</w:t>
       </w:r>
     </w:p>
     <w:p>
@@ -23225,10 +24319,7 @@
         <w:t>Signing secret</w:t>
       </w:r>
       <w:r>
-        <w:t xml:space="preserve"> if the receiver che</w:t>
-      </w:r>
-      <w:r>
-        <w:t>cks signatures.</w:t>
+        <w:t xml:space="preserve"> if the receiver checks signatures.</w:t>
       </w:r>
     </w:p>
     <w:p>
@@ -23633,10 +24724,7 @@
         <w:spacing w:after="60"/>
       </w:pPr>
       <w:r>
-        <w:t>A failed send is retried 6 times over about 9 hours: at once, then after 1 minute</w:t>
-      </w:r>
-      <w:r>
-        <w:t>, 5 minutes, 30 minutes, 2 hours, and 6 hours.</w:t>
+        <w:t>A failed send is retried 6 times over about 9 hours: at once, then after 1 minute, 5 minutes, 30 minutes, 2 hours, and 6 hours.</w:t>
       </w:r>
     </w:p>
     <w:p>
@@ -23658,11 +24746,9 @@
           <w:sz w:val="19"/>
           <w:szCs w:val="19"/>
         </w:rPr>
-        <w:t>X-MemberFrame-Signature</w:t>
-      </w:r>
-      <w:r>
-        <w:t xml:space="preserve"> (</w:t>
-      </w:r>
+        <w:t>X-</w:t>
+      </w:r>
+      <w:proofErr w:type="spellStart"/>
       <w:r>
         <w:rPr>
           <w:rFonts w:ascii="Consolas" w:eastAsia="Consolas" w:hAnsi="Consolas" w:cs="Consolas"/>
@@ -23670,13 +24756,60 @@
           <w:sz w:val="19"/>
           <w:szCs w:val="19"/>
         </w:rPr>
-        <w:t>t=&lt;time&gt;,v1=&lt;signature&gt;</w:t>
-      </w:r>
-      <w:r>
-        <w:t>). The signature is an HMAC-SHA256 of the time, a dot, and the raw body, made with the signing secret. Check it on your server t</w:t>
-      </w:r>
-      <w:r>
-        <w:t>o be sure the message came from MemberFrame.</w:t>
+        <w:t>MemberFrame</w:t>
+      </w:r>
+      <w:proofErr w:type="spellEnd"/>
+      <w:r>
+        <w:rPr>
+          <w:rFonts w:ascii="Consolas" w:eastAsia="Consolas" w:hAnsi="Consolas" w:cs="Consolas"/>
+          <w:color w:val="B42318"/>
+          <w:sz w:val="19"/>
+          <w:szCs w:val="19"/>
+        </w:rPr>
+        <w:t>-Signature</w:t>
+      </w:r>
+      <w:r>
+        <w:t xml:space="preserve"> (</w:t>
+      </w:r>
+      <w:r>
+        <w:rPr>
+          <w:rFonts w:ascii="Consolas" w:eastAsia="Consolas" w:hAnsi="Consolas" w:cs="Consolas"/>
+          <w:color w:val="B42318"/>
+          <w:sz w:val="19"/>
+          <w:szCs w:val="19"/>
+        </w:rPr>
+        <w:t>t=&lt;time</w:t>
+      </w:r>
+      <w:proofErr w:type="gramStart"/>
+      <w:r>
+        <w:rPr>
+          <w:rFonts w:ascii="Consolas" w:eastAsia="Consolas" w:hAnsi="Consolas" w:cs="Consolas"/>
+          <w:color w:val="B42318"/>
+          <w:sz w:val="19"/>
+          <w:szCs w:val="19"/>
+        </w:rPr>
+        <w:t>&gt;,v</w:t>
+      </w:r>
+      <w:proofErr w:type="gramEnd"/>
+      <w:r>
+        <w:rPr>
+          <w:rFonts w:ascii="Consolas" w:eastAsia="Consolas" w:hAnsi="Consolas" w:cs="Consolas"/>
+          <w:color w:val="B42318"/>
+          <w:sz w:val="19"/>
+          <w:szCs w:val="19"/>
+        </w:rPr>
+        <w:t>1=&lt;signature&gt;</w:t>
+      </w:r>
+      <w:r>
+        <w:t xml:space="preserve">). The signature is an HMAC-SHA256 of the time, a dot, and the raw body, made with the signing secret. Check it on your server to be sure the message came from </w:t>
+      </w:r>
+      <w:proofErr w:type="spellStart"/>
+      <w:r>
+        <w:t>MemberFrame</w:t>
+      </w:r>
+      <w:proofErr w:type="spellEnd"/>
+      <w:r>
+        <w:t>.</w:t>
       </w:r>
     </w:p>
     <w:p>
@@ -23698,7 +24831,27 @@
           <w:sz w:val="19"/>
           <w:szCs w:val="19"/>
         </w:rPr>
-        <w:t>X-MemberFrame-Delivery</w:t>
+        <w:t>X-</w:t>
+      </w:r>
+      <w:proofErr w:type="spellStart"/>
+      <w:r>
+        <w:rPr>
+          <w:rFonts w:ascii="Consolas" w:eastAsia="Consolas" w:hAnsi="Consolas" w:cs="Consolas"/>
+          <w:color w:val="B42318"/>
+          <w:sz w:val="19"/>
+          <w:szCs w:val="19"/>
+        </w:rPr>
+        <w:t>MemberFrame</w:t>
+      </w:r>
+      <w:proofErr w:type="spellEnd"/>
+      <w:r>
+        <w:rPr>
+          <w:rFonts w:ascii="Consolas" w:eastAsia="Consolas" w:hAnsi="Consolas" w:cs="Consolas"/>
+          <w:color w:val="B42318"/>
+          <w:sz w:val="19"/>
+          <w:szCs w:val="19"/>
+        </w:rPr>
+        <w:t>-Delivery</w:t>
       </w:r>
       <w:r>
         <w:t xml:space="preserve"> is the same for every retry of one event, so your server can ignore duplicates.</w:t>
@@ -23961,7 +25114,15 @@
               <w:spacing w:after="40"/>
             </w:pPr>
             <w:r>
-              <w:t>Members, Paying members, MRR, Net revenue, Active subscriptions, and Ended subscriptions. Members by tier, a sign-ups chart, the most saved items, and the most downloaded files.</w:t>
+              <w:t xml:space="preserve">Members, </w:t>
+            </w:r>
+            <w:proofErr w:type="gramStart"/>
+            <w:r>
+              <w:t>Paying</w:t>
+            </w:r>
+            <w:proofErr w:type="gramEnd"/>
+            <w:r>
+              <w:t xml:space="preserve"> members, MRR, Net revenue, Active subscriptions, and Ended subscriptions. Members by tier, a sign-ups chart, the most saved items, and the most downloaded files.</w:t>
             </w:r>
           </w:p>
         </w:tc>
@@ -24089,10 +25250,7 @@
               <w:spacing w:after="40"/>
             </w:pPr>
             <w:r>
-              <w:t>Subscriptions that are Active, Payment failed, Canceling, Started, and Ended, by plan. P</w:t>
-            </w:r>
-            <w:r>
-              <w:t xml:space="preserve">aying members by tier. A subscription list you can filter by status and tier, with </w:t>
+              <w:t xml:space="preserve">Subscriptions that are Active, Payment failed, Canceling, Started, and Ended, by plan. Paying members by tier. A subscription list you can filter by status and tier, with </w:t>
             </w:r>
             <w:r>
               <w:rPr>
@@ -24261,15 +25419,7 @@
                 <w:bCs/>
                 <w:color w:val="FFFFFF"/>
               </w:rPr>
-              <w:t xml:space="preserve">How </w:t>
-            </w:r>
-            <w:r>
-              <w:rPr>
-                <w:b/>
-                <w:bCs/>
-                <w:color w:val="FFFFFF"/>
-              </w:rPr>
-              <w:t>it is worked out</w:t>
+              <w:t>How it is worked out</w:t>
             </w:r>
           </w:p>
         </w:tc>
@@ -24564,10 +25714,7 @@
               <w:spacing w:after="40"/>
             </w:pPr>
             <w:r>
-              <w:t>The membe</w:t>
-            </w:r>
-            <w:r>
-              <w:t>r cancelled but keeps access until the period they paid for ends.</w:t>
+              <w:t>The member cancelled but keeps access until the period they paid for ends.</w:t>
             </w:r>
           </w:p>
         </w:tc>
@@ -24696,10 +25843,7 @@
         <w:spacing w:after="120"/>
       </w:pPr>
       <w:r>
-        <w:t xml:space="preserve">Run through this list in a private (Incognito) window after publishing, first in Test mode and </w:t>
-      </w:r>
-      <w:r>
-        <w:t>again after going live.</w:t>
+        <w:t>Run through this list in a private (Incognito) window after publishing, first in Test mode and again after going live.</w:t>
       </w:r>
     </w:p>
     <w:tbl>
@@ -25361,10 +26505,7 @@
               <w:spacing w:after="40"/>
             </w:pPr>
             <w:r>
-              <w:t>Save a b</w:t>
-            </w:r>
-            <w:r>
-              <w:t>ookmark and open the tray</w:t>
+              <w:t>Save a bookmark and open the tray</w:t>
             </w:r>
           </w:p>
         </w:tc>
@@ -25499,7 +26640,15 @@
               <w:spacing w:after="40"/>
             </w:pPr>
             <w:r>
-              <w:t>Recent deliveries shows a success.</w:t>
+              <w:t xml:space="preserve">Recent deliveries </w:t>
+            </w:r>
+            <w:proofErr w:type="gramStart"/>
+            <w:r>
+              <w:t>shows</w:t>
+            </w:r>
+            <w:proofErr w:type="gramEnd"/>
+            <w:r>
+              <w:t xml:space="preserve"> a success.</w:t>
             </w:r>
           </w:p>
         </w:tc>
@@ -25832,6 +26981,7 @@
             <w:r>
               <w:t xml:space="preserve">Check the layer has the </w:t>
             </w:r>
+            <w:proofErr w:type="spellStart"/>
             <w:r>
               <w:rPr>
                 <w:b/>
@@ -25839,11 +26989,9 @@
               </w:rPr>
               <w:t>MemberLocks</w:t>
             </w:r>
-            <w:r>
-              <w:t xml:space="preserve"> override, then test in</w:t>
-            </w:r>
-            <w:r>
-              <w:t xml:space="preserve"> Preview or on the live site. Overrides never run on the canvas.</w:t>
+            <w:proofErr w:type="spellEnd"/>
+            <w:r>
+              <w:t xml:space="preserve"> override, then test in Preview or on the live site. Overrides never run on the canvas.</w:t>
             </w:r>
           </w:p>
         </w:tc>
@@ -25900,6 +27048,7 @@
             <w:r>
               <w:t xml:space="preserve">The post body needs the </w:t>
             </w:r>
+            <w:proofErr w:type="spellStart"/>
             <w:r>
               <w:rPr>
                 <w:b/>
@@ -25907,9 +27056,11 @@
               </w:rPr>
               <w:t>MemberArticle</w:t>
             </w:r>
+            <w:proofErr w:type="spellEnd"/>
             <w:r>
               <w:t xml:space="preserve">, </w:t>
             </w:r>
+            <w:proofErr w:type="spellStart"/>
             <w:r>
               <w:rPr>
                 <w:b/>
@@ -25917,6 +27068,7 @@
               </w:rPr>
               <w:t>PaywallArticle</w:t>
             </w:r>
+            <w:proofErr w:type="spellEnd"/>
             <w:r>
               <w:t xml:space="preserve"> override, and the Soft Paywall must sit below it with Article Body empty.</w:t>
             </w:r>
@@ -25948,10 +27100,7 @@
               <w:spacing w:after="40"/>
             </w:pPr>
             <w:r>
-              <w:t>The paywall loc</w:t>
-            </w:r>
-            <w:r>
-              <w:t>ks too early or too late</w:t>
+              <w:t>The paywall locks too early or too late</w:t>
             </w:r>
           </w:p>
         </w:tc>
@@ -26141,10 +27290,7 @@
               <w:spacing w:after="40"/>
             </w:pPr>
             <w:r>
-              <w:t>Members are still on it. Mov</w:t>
-            </w:r>
-            <w:r>
-              <w:t>e them to another tier in Manage, Members first. The Free tier can never be deleted.</w:t>
+              <w:t>Members are still on it. Move them to another tier in Manage, Members first. The Free tier can never be deleted.</w:t>
             </w:r>
           </w:p>
         </w:tc>
@@ -26199,10 +27345,15 @@
               <w:spacing w:after="40"/>
             </w:pPr>
             <w:r>
-              <w:t>It must be connected in the current mode (Test or Live) and able to sell in the site currency (Razorpay: INR only; Lemon Squeezy: the</w:t>
-            </w:r>
-            <w:r>
-              <w:t xml:space="preserve"> store's currency).</w:t>
+              <w:t>It must be connected in the current mode (Test or Live) and able to sell in the site currency (</w:t>
+            </w:r>
+            <w:proofErr w:type="spellStart"/>
+            <w:r>
+              <w:t>Razorpay</w:t>
+            </w:r>
+            <w:proofErr w:type="spellEnd"/>
+            <w:r>
+              <w:t>: INR only; Lemon Squeezy: the store's currency).</w:t>
             </w:r>
           </w:p>
         </w:tc>
@@ -26257,7 +27408,15 @@
               <w:spacing w:after="40"/>
             </w:pPr>
             <w:r>
-              <w:t>Check the gateway's webhook. For Razorpay, add the webhook URL and events yourself.</w:t>
+              <w:t xml:space="preserve">Check the gateway's webhook. For </w:t>
+            </w:r>
+            <w:proofErr w:type="spellStart"/>
+            <w:r>
+              <w:t>Razorpay</w:t>
+            </w:r>
+            <w:proofErr w:type="spellEnd"/>
+            <w:r>
+              <w:t>, add the webhook URL and events yourself.</w:t>
             </w:r>
           </w:p>
         </w:tc>
@@ -26445,15 +27604,7 @@
                 <w:bCs/>
                 <w:color w:val="FFFFFF"/>
               </w:rPr>
-              <w:t>Lim</w:t>
-            </w:r>
-            <w:r>
-              <w:rPr>
-                <w:b/>
-                <w:bCs/>
-                <w:color w:val="FFFFFF"/>
-              </w:rPr>
-              <w:t>itation</w:t>
+              <w:t>Limitation</w:t>
             </w:r>
           </w:p>
         </w:tc>
@@ -26608,7 +27759,15 @@
               <w:spacing w:after="40"/>
             </w:pPr>
             <w:r>
-              <w:t>A new visitor using Google, Apple, GitHub, or Discord gets an account even when sign ups are closed. For an invite-only site, turn the social buttons off.</w:t>
+              <w:t xml:space="preserve">A new visitor using Google, Apple, GitHub, or Discord gets an account even when </w:t>
+            </w:r>
+            <w:proofErr w:type="spellStart"/>
+            <w:r>
+              <w:t>sign ups</w:t>
+            </w:r>
+            <w:proofErr w:type="spellEnd"/>
+            <w:r>
+              <w:t xml:space="preserve"> are closed. For an invite-only site, turn the social buttons off.</w:t>
             </w:r>
           </w:p>
         </w:tc>
@@ -26773,10 +27932,7 @@
               <w:spacing w:after="40"/>
             </w:pPr>
             <w:r>
-              <w:t>Prices are not converted. Review e</w:t>
-            </w:r>
-            <w:r>
-              <w:t>very tier after a change.</w:t>
+              <w:t>Prices are not converted. Review every tier after a change.</w:t>
             </w:r>
           </w:p>
         </w:tc>
@@ -26830,8 +27986,13 @@
             <w:pPr>
               <w:spacing w:after="40"/>
             </w:pPr>
-            <w:r>
-              <w:t>Razorpay sells in INR only. Lemon Squeezy sells in its store's currency.</w:t>
+            <w:proofErr w:type="spellStart"/>
+            <w:r>
+              <w:t>Razorpay</w:t>
+            </w:r>
+            <w:proofErr w:type="spellEnd"/>
+            <w:r>
+              <w:t xml:space="preserve"> sells in INR only. Lemon Squeezy sells in its store's currency.</w:t>
             </w:r>
           </w:p>
         </w:tc>
@@ -28294,8 +29455,13 @@
               <w:spacing w:after="40"/>
             </w:pPr>
             <w:r>
-              <w:t>Connect Stripe, Lemon Squeezy, or Razorpay</w:t>
-            </w:r>
+              <w:t xml:space="preserve">Connect Stripe, Lemon Squeezy, or </w:t>
+            </w:r>
+            <w:proofErr w:type="spellStart"/>
+            <w:r>
+              <w:t>Razorpay</w:t>
+            </w:r>
+            <w:proofErr w:type="spellEnd"/>
           </w:p>
         </w:tc>
         <w:tc>
@@ -28405,7 +29571,15 @@
               <w:spacing w:after="40"/>
             </w:pPr>
             <w:r>
-              <w:t>Add Google or other social sign in</w:t>
+              <w:t xml:space="preserve">Add Google or </w:t>
+            </w:r>
+            <w:proofErr w:type="gramStart"/>
+            <w:r>
+              <w:t>other</w:t>
+            </w:r>
+            <w:proofErr w:type="gramEnd"/>
+            <w:r>
+              <w:t xml:space="preserve"> social sign in</w:t>
             </w:r>
           </w:p>
         </w:tc>
@@ -28819,6 +29993,7 @@
         <w:tab w:val="right" w:pos="9638"/>
       </w:tabs>
     </w:pPr>
+    <w:proofErr w:type="spellStart"/>
     <w:r>
       <w:rPr>
         <w:color w:val="6B7280"/>
@@ -28827,6 +30002,7 @@
       </w:rPr>
       <w:t>MemberFrame</w:t>
     </w:r>
+    <w:proofErr w:type="spellEnd"/>
     <w:r>
       <w:rPr>
         <w:color w:val="6B7280"/>
@@ -28969,13 +30145,23 @@
         <w:bottom w:val="single" w:sz="4" w:space="4" w:color="D5D9E2"/>
       </w:pBdr>
     </w:pPr>
+    <w:proofErr w:type="spellStart"/>
     <w:r>
       <w:rPr>
         <w:color w:val="6B7280"/>
         <w:sz w:val="18"/>
         <w:szCs w:val="18"/>
       </w:rPr>
-      <w:t>MemberFrame User Guide</w:t>
+      <w:t>MemberFrame</w:t>
+    </w:r>
+    <w:proofErr w:type="spellEnd"/>
+    <w:r>
+      <w:rPr>
+        <w:color w:val="6B7280"/>
+        <w:sz w:val="18"/>
+        <w:szCs w:val="18"/>
+      </w:rPr>
+      <w:t xml:space="preserve"> User Guide</w:t>
     </w:r>
   </w:p>
 </w:hdr>
@@ -28990,6 +30176,155 @@
 <file path=word/numbering.xml><?xml version="1.0" encoding="utf-8"?>
 <w:numbering xmlns:wpc="http://schemas.microsoft.com/office/word/2010/wordprocessingCanvas" xmlns:cx="http://schemas.microsoft.com/office/drawing/2014/chartex" xmlns:cx1="http://schemas.microsoft.com/office/drawing/2015/9/8/chartex" xmlns:cx2="http://schemas.microsoft.com/office/drawing/2015/10/21/chartex" xmlns:cx3="http://schemas.microsoft.com/office/drawing/2016/5/9/chartex" xmlns:cx4="http://schemas.microsoft.com/office/drawing/2016/5/10/chartex" xmlns:cx5="http://schemas.microsoft.com/office/drawing/2016/5/11/chartex" xmlns:cx6="http://schemas.microsoft.com/office/drawing/2016/5/12/chartex" xmlns:cx7="http://schemas.microsoft.com/office/drawing/2016/5/13/chartex" xmlns:cx8="http://schemas.microsoft.com/office/drawing/2016/5/14/chartex" xmlns:mc="http://schemas.openxmlformats.org/markup-compatibility/2006" xmlns:aink="http://schemas.microsoft.com/office/drawing/2016/ink" xmlns:am3d="http://schemas.microsoft.com/office/drawing/2017/model3d" xmlns:o="urn:schemas-microsoft-com:office:office" xmlns:r="http://schemas.openxmlformats.org/officeDocument/2006/relationships" xmlns:m="http://schemas.openxmlformats.org/officeDocument/2006/math" xmlns:v="urn:schemas-microsoft-com:vml" xmlns:wp14="http://schemas.microsoft.com/office/word/2010/wordprocessingDrawing" xmlns:wp="http://schemas.openxmlformats.org/drawingml/2006/wordprocessingDrawing" xmlns:w10="urn:schemas-microsoft-com:office:word" xmlns:w="http://schemas.openxmlformats.org/wordprocessingml/2006/main" xmlns:w14="http://schemas.microsoft.com/office/word/2010/wordml" xmlns:w15="http://schemas.microsoft.com/office/word/2012/wordml" xmlns:w16cid="http://schemas.microsoft.com/office/word/2016/wordml/cid" xmlns:w16se="http://schemas.microsoft.com/office/word/2015/wordml/symex" xmlns:wpg="http://schemas.microsoft.com/office/word/2010/wordprocessingGroup" xmlns:wpi="http://schemas.microsoft.com/office/word/2010/wordprocessingInk" xmlns:wne="http://schemas.microsoft.com/office/word/2006/wordml" xmlns:wps="http://schemas.microsoft.com/office/word/2010/wordprocessingShape" mc:Ignorable="w14 w15 w16se w16cid wp14">
   <w:abstractNum w:abstractNumId="0" w15:restartNumberingAfterBreak="0">
+    <w:nsid w:val="041671A6"/>
+    <w:multiLevelType w:val="multilevel"/>
+    <w:tmpl w:val="62781DEA"/>
+    <w:lvl w:ilvl="0">
+      <w:start w:val="1"/>
+      <w:numFmt w:val="decimal"/>
+      <w:lvlText w:val="%1."/>
+      <w:lvlJc w:val="left"/>
+      <w:pPr>
+        <w:tabs>
+          <w:tab w:val="num" w:pos="720"/>
+        </w:tabs>
+        <w:ind w:left="720" w:hanging="360"/>
+      </w:pPr>
+      <w:rPr>
+        <w:rFonts w:hint="default"/>
+        <w:sz w:val="20"/>
+      </w:rPr>
+    </w:lvl>
+    <w:lvl w:ilvl="1" w:tentative="1">
+      <w:start w:val="1"/>
+      <w:numFmt w:val="bullet"/>
+      <w:lvlText w:val="o"/>
+      <w:lvlJc w:val="left"/>
+      <w:pPr>
+        <w:tabs>
+          <w:tab w:val="num" w:pos="1440"/>
+        </w:tabs>
+        <w:ind w:left="1440" w:hanging="360"/>
+      </w:pPr>
+      <w:rPr>
+        <w:rFonts w:ascii="Courier New" w:hAnsi="Courier New" w:hint="default"/>
+        <w:sz w:val="20"/>
+      </w:rPr>
+    </w:lvl>
+    <w:lvl w:ilvl="2" w:tentative="1">
+      <w:start w:val="1"/>
+      <w:numFmt w:val="bullet"/>
+      <w:lvlText w:val=""/>
+      <w:lvlJc w:val="left"/>
+      <w:pPr>
+        <w:tabs>
+          <w:tab w:val="num" w:pos="2160"/>
+        </w:tabs>
+        <w:ind w:left="2160" w:hanging="360"/>
+      </w:pPr>
+      <w:rPr>
+        <w:rFonts w:ascii="Wingdings" w:hAnsi="Wingdings" w:hint="default"/>
+        <w:sz w:val="20"/>
+      </w:rPr>
+    </w:lvl>
+    <w:lvl w:ilvl="3" w:tentative="1">
+      <w:start w:val="1"/>
+      <w:numFmt w:val="bullet"/>
+      <w:lvlText w:val=""/>
+      <w:lvlJc w:val="left"/>
+      <w:pPr>
+        <w:tabs>
+          <w:tab w:val="num" w:pos="2880"/>
+        </w:tabs>
+        <w:ind w:left="2880" w:hanging="360"/>
+      </w:pPr>
+      <w:rPr>
+        <w:rFonts w:ascii="Wingdings" w:hAnsi="Wingdings" w:hint="default"/>
+        <w:sz w:val="20"/>
+      </w:rPr>
+    </w:lvl>
+    <w:lvl w:ilvl="4" w:tentative="1">
+      <w:start w:val="1"/>
+      <w:numFmt w:val="bullet"/>
+      <w:lvlText w:val=""/>
+      <w:lvlJc w:val="left"/>
+      <w:pPr>
+        <w:tabs>
+          <w:tab w:val="num" w:pos="3600"/>
+        </w:tabs>
+        <w:ind w:left="3600" w:hanging="360"/>
+      </w:pPr>
+      <w:rPr>
+        <w:rFonts w:ascii="Wingdings" w:hAnsi="Wingdings" w:hint="default"/>
+        <w:sz w:val="20"/>
+      </w:rPr>
+    </w:lvl>
+    <w:lvl w:ilvl="5" w:tentative="1">
+      <w:start w:val="1"/>
+      <w:numFmt w:val="bullet"/>
+      <w:lvlText w:val=""/>
+      <w:lvlJc w:val="left"/>
+      <w:pPr>
+        <w:tabs>
+          <w:tab w:val="num" w:pos="4320"/>
+        </w:tabs>
+        <w:ind w:left="4320" w:hanging="360"/>
+      </w:pPr>
+      <w:rPr>
+        <w:rFonts w:ascii="Wingdings" w:hAnsi="Wingdings" w:hint="default"/>
+        <w:sz w:val="20"/>
+      </w:rPr>
+    </w:lvl>
+    <w:lvl w:ilvl="6" w:tentative="1">
+      <w:start w:val="1"/>
+      <w:numFmt w:val="bullet"/>
+      <w:lvlText w:val=""/>
+      <w:lvlJc w:val="left"/>
+      <w:pPr>
+        <w:tabs>
+          <w:tab w:val="num" w:pos="5040"/>
+        </w:tabs>
+        <w:ind w:left="5040" w:hanging="360"/>
+      </w:pPr>
+      <w:rPr>
+        <w:rFonts w:ascii="Wingdings" w:hAnsi="Wingdings" w:hint="default"/>
+        <w:sz w:val="20"/>
+      </w:rPr>
+    </w:lvl>
+    <w:lvl w:ilvl="7" w:tentative="1">
+      <w:start w:val="1"/>
+      <w:numFmt w:val="bullet"/>
+      <w:lvlText w:val=""/>
+      <w:lvlJc w:val="left"/>
+      <w:pPr>
+        <w:tabs>
+          <w:tab w:val="num" w:pos="5760"/>
+        </w:tabs>
+        <w:ind w:left="5760" w:hanging="360"/>
+      </w:pPr>
+      <w:rPr>
+        <w:rFonts w:ascii="Wingdings" w:hAnsi="Wingdings" w:hint="default"/>
+        <w:sz w:val="20"/>
+      </w:rPr>
+    </w:lvl>
+    <w:lvl w:ilvl="8" w:tentative="1">
+      <w:start w:val="1"/>
+      <w:numFmt w:val="bullet"/>
+      <w:lvlText w:val=""/>
+      <w:lvlJc w:val="left"/>
+      <w:pPr>
+        <w:tabs>
+          <w:tab w:val="num" w:pos="6480"/>
+        </w:tabs>
+        <w:ind w:left="6480" w:hanging="360"/>
+      </w:pPr>
+      <w:rPr>
+        <w:rFonts w:ascii="Wingdings" w:hAnsi="Wingdings" w:hint="default"/>
+        <w:sz w:val="20"/>
+      </w:rPr>
+    </w:lvl>
+  </w:abstractNum>
+  <w:abstractNum w:abstractNumId="1" w15:restartNumberingAfterBreak="0">
     <w:nsid w:val="20187692"/>
     <w:multiLevelType w:val="hybridMultilevel"/>
     <w:tmpl w:val="FEC0C1D0"/>
@@ -29043,7 +30378,7 @@
       <w:lvlJc w:val="left"/>
     </w:lvl>
   </w:abstractNum>
-  <w:abstractNum w:abstractNumId="1" w15:restartNumberingAfterBreak="0">
+  <w:abstractNum w:abstractNumId="2" w15:restartNumberingAfterBreak="0">
     <w:nsid w:val="434A216A"/>
     <w:multiLevelType w:val="hybridMultilevel"/>
     <w:tmpl w:val="53CC22A2"/>
@@ -29102,7 +30437,7 @@
       <w:lvlJc w:val="left"/>
     </w:lvl>
   </w:abstractNum>
-  <w:abstractNum w:abstractNumId="2" w15:restartNumberingAfterBreak="0">
+  <w:abstractNum w:abstractNumId="3" w15:restartNumberingAfterBreak="0">
     <w:nsid w:val="579B1CC8"/>
     <w:multiLevelType w:val="hybridMultilevel"/>
     <w:tmpl w:val="A08A6BB6"/>
@@ -29189,154 +30524,157 @@
     </w:lvl>
   </w:abstractNum>
   <w:num w:numId="1">
+    <w:abstractNumId w:val="3"/>
+    <w:lvlOverride w:ilvl="0">
+      <w:startOverride w:val="1"/>
+    </w:lvlOverride>
+  </w:num>
+  <w:num w:numId="2">
+    <w:abstractNumId w:val="1"/>
+    <w:lvlOverride w:ilvl="0">
+      <w:startOverride w:val="1"/>
+    </w:lvlOverride>
+  </w:num>
+  <w:num w:numId="3">
     <w:abstractNumId w:val="2"/>
     <w:lvlOverride w:ilvl="0">
       <w:startOverride w:val="1"/>
     </w:lvlOverride>
   </w:num>
-  <w:num w:numId="2">
-    <w:abstractNumId w:val="0"/>
-    <w:lvlOverride w:ilvl="0">
-      <w:startOverride w:val="1"/>
-    </w:lvlOverride>
-  </w:num>
-  <w:num w:numId="3">
-    <w:abstractNumId w:val="1"/>
-    <w:lvlOverride w:ilvl="0">
-      <w:startOverride w:val="1"/>
-    </w:lvlOverride>
-  </w:num>
   <w:num w:numId="4">
-    <w:abstractNumId w:val="1"/>
+    <w:abstractNumId w:val="2"/>
     <w:lvlOverride w:ilvl="0">
       <w:startOverride w:val="1"/>
     </w:lvlOverride>
   </w:num>
   <w:num w:numId="5">
-    <w:abstractNumId w:val="1"/>
+    <w:abstractNumId w:val="2"/>
     <w:lvlOverride w:ilvl="0">
       <w:startOverride w:val="1"/>
     </w:lvlOverride>
   </w:num>
   <w:num w:numId="6">
-    <w:abstractNumId w:val="1"/>
+    <w:abstractNumId w:val="2"/>
     <w:lvlOverride w:ilvl="0">
       <w:startOverride w:val="1"/>
     </w:lvlOverride>
   </w:num>
   <w:num w:numId="7">
-    <w:abstractNumId w:val="1"/>
+    <w:abstractNumId w:val="2"/>
     <w:lvlOverride w:ilvl="0">
       <w:startOverride w:val="1"/>
     </w:lvlOverride>
   </w:num>
   <w:num w:numId="8">
-    <w:abstractNumId w:val="1"/>
+    <w:abstractNumId w:val="2"/>
     <w:lvlOverride w:ilvl="0">
       <w:startOverride w:val="1"/>
     </w:lvlOverride>
   </w:num>
   <w:num w:numId="9">
-    <w:abstractNumId w:val="1"/>
+    <w:abstractNumId w:val="2"/>
     <w:lvlOverride w:ilvl="0">
       <w:startOverride w:val="1"/>
     </w:lvlOverride>
   </w:num>
   <w:num w:numId="10">
-    <w:abstractNumId w:val="1"/>
+    <w:abstractNumId w:val="2"/>
     <w:lvlOverride w:ilvl="0">
       <w:startOverride w:val="1"/>
     </w:lvlOverride>
   </w:num>
   <w:num w:numId="11">
-    <w:abstractNumId w:val="1"/>
+    <w:abstractNumId w:val="2"/>
     <w:lvlOverride w:ilvl="0">
       <w:startOverride w:val="1"/>
     </w:lvlOverride>
   </w:num>
   <w:num w:numId="12">
-    <w:abstractNumId w:val="1"/>
+    <w:abstractNumId w:val="2"/>
     <w:lvlOverride w:ilvl="0">
       <w:startOverride w:val="1"/>
     </w:lvlOverride>
   </w:num>
   <w:num w:numId="13">
-    <w:abstractNumId w:val="1"/>
+    <w:abstractNumId w:val="2"/>
     <w:lvlOverride w:ilvl="0">
       <w:startOverride w:val="1"/>
     </w:lvlOverride>
   </w:num>
   <w:num w:numId="14">
-    <w:abstractNumId w:val="1"/>
+    <w:abstractNumId w:val="2"/>
     <w:lvlOverride w:ilvl="0">
       <w:startOverride w:val="1"/>
     </w:lvlOverride>
   </w:num>
   <w:num w:numId="15">
-    <w:abstractNumId w:val="1"/>
+    <w:abstractNumId w:val="2"/>
     <w:lvlOverride w:ilvl="0">
       <w:startOverride w:val="1"/>
     </w:lvlOverride>
   </w:num>
   <w:num w:numId="16">
-    <w:abstractNumId w:val="1"/>
+    <w:abstractNumId w:val="2"/>
     <w:lvlOverride w:ilvl="0">
       <w:startOverride w:val="1"/>
     </w:lvlOverride>
   </w:num>
   <w:num w:numId="17">
-    <w:abstractNumId w:val="1"/>
+    <w:abstractNumId w:val="2"/>
     <w:lvlOverride w:ilvl="0">
       <w:startOverride w:val="1"/>
     </w:lvlOverride>
   </w:num>
   <w:num w:numId="18">
-    <w:abstractNumId w:val="1"/>
+    <w:abstractNumId w:val="2"/>
     <w:lvlOverride w:ilvl="0">
       <w:startOverride w:val="1"/>
     </w:lvlOverride>
   </w:num>
   <w:num w:numId="19">
-    <w:abstractNumId w:val="1"/>
+    <w:abstractNumId w:val="2"/>
     <w:lvlOverride w:ilvl="0">
       <w:startOverride w:val="1"/>
     </w:lvlOverride>
   </w:num>
   <w:num w:numId="20">
-    <w:abstractNumId w:val="1"/>
+    <w:abstractNumId w:val="2"/>
     <w:lvlOverride w:ilvl="0">
       <w:startOverride w:val="1"/>
     </w:lvlOverride>
   </w:num>
   <w:num w:numId="21">
-    <w:abstractNumId w:val="1"/>
+    <w:abstractNumId w:val="2"/>
     <w:lvlOverride w:ilvl="0">
       <w:startOverride w:val="1"/>
     </w:lvlOverride>
   </w:num>
   <w:num w:numId="22">
-    <w:abstractNumId w:val="1"/>
+    <w:abstractNumId w:val="2"/>
     <w:lvlOverride w:ilvl="0">
       <w:startOverride w:val="1"/>
     </w:lvlOverride>
   </w:num>
   <w:num w:numId="23">
-    <w:abstractNumId w:val="1"/>
+    <w:abstractNumId w:val="2"/>
     <w:lvlOverride w:ilvl="0">
       <w:startOverride w:val="1"/>
     </w:lvlOverride>
   </w:num>
   <w:num w:numId="24">
-    <w:abstractNumId w:val="1"/>
+    <w:abstractNumId w:val="2"/>
     <w:lvlOverride w:ilvl="0">
       <w:startOverride w:val="1"/>
     </w:lvlOverride>
   </w:num>
   <w:num w:numId="25">
-    <w:abstractNumId w:val="1"/>
+    <w:abstractNumId w:val="2"/>
     <w:lvlOverride w:ilvl="0">
       <w:startOverride w:val="1"/>
     </w:lvlOverride>
+  </w:num>
+  <w:num w:numId="26">
+    <w:abstractNumId w:val="0"/>
   </w:num>
 </w:numbering>
 </file>

--- a/docs/MemberFrame-User-Guide.docx
+++ b/docs/MemberFrame-User-Guide.docx
@@ -188,6 +188,19 @@
     </w:p>
     <w:p>
       <w:pPr>
+        <w:spacing w:before="100" w:beforeAutospacing="1" w:after="100" w:afterAutospacing="1" w:line="240" w:lineRule="auto"/>
+        <w:rPr>
+          <w:rFonts w:ascii="Times New Roman" w:eastAsia="Times New Roman" w:hAnsi="Times New Roman" w:cs="Times New Roman"/>
+          <w:color w:val="auto"/>
+          <w:sz w:val="24"/>
+          <w:szCs w:val="24"/>
+        </w:rPr>
+      </w:pPr>
+      <w:bookmarkStart w:id="0" w:name="_GoBack"/>
+      <w:bookmarkEnd w:id="0"/>
+    </w:p>
+    <w:p>
+      <w:pPr>
         <w:numPr>
           <w:ilvl w:val="0"/>
           <w:numId w:val="26"/>
@@ -502,6 +515,7 @@
           <w:sz w:val="24"/>
           <w:szCs w:val="24"/>
         </w:rPr>
+        <w:lastRenderedPageBreak/>
         <w:t>Member management: search, change tier, revoke access, magic link, delete</w:t>
       </w:r>
     </w:p>
@@ -574,7 +588,6 @@
           <w:sz w:val="24"/>
           <w:szCs w:val="24"/>
         </w:rPr>
-        <w:lastRenderedPageBreak/>
         <w:t>Custom SMTP for your own email sender</w:t>
       </w:r>
     </w:p>
@@ -637,8 +650,6 @@
           <w:szCs w:val="24"/>
         </w:rPr>
       </w:pPr>
-      <w:bookmarkStart w:id="0" w:name="_GoBack"/>
-      <w:bookmarkEnd w:id="0"/>
     </w:p>
     <w:p>
       <w:pPr>

--- a/docs/MemberFrame-User-Guide.docx
+++ b/docs/MemberFrame-User-Guide.docx
@@ -99,7 +99,7 @@
         <w:t xml:space="preserve"> </w:t>
       </w:r>
       <w:r>
-        <w:br/>
+        <w:t xml:space="preserve"> </w:t>
       </w:r>
       <w:r>
         <w:rPr>
@@ -108,7 +108,7 @@
           <w:sz w:val="24"/>
           <w:szCs w:val="24"/>
         </w:rPr>
-        <w:t xml:space="preserve">Feature List : </w:t>
+        <w:t xml:space="preserve"> </w:t>
       </w:r>
     </w:p>
     <w:p>
@@ -185,19 +185,38 @@
         </w:rPr>
         <w:t>Member sign up and sign in: email and password, email code, magic link, and Google, GitHub, Apple or Discord</w:t>
       </w:r>
-    </w:p>
-    <w:p>
-      <w:pPr>
-        <w:spacing w:before="100" w:beforeAutospacing="1" w:after="100" w:afterAutospacing="1" w:line="240" w:lineRule="auto"/>
+      <w:r>
         <w:rPr>
           <w:rFonts w:ascii="Times New Roman" w:eastAsia="Times New Roman" w:hAnsi="Times New Roman" w:cs="Times New Roman"/>
           <w:color w:val="auto"/>
           <w:sz w:val="24"/>
           <w:szCs w:val="24"/>
         </w:rPr>
-      </w:pPr>
+        <w:t xml:space="preserve"> (done</w:t>
+      </w:r>
       <w:bookmarkStart w:id="0" w:name="_GoBack"/>
       <w:bookmarkEnd w:id="0"/>
+      <w:r>
+        <w:rPr>
+          <w:rFonts w:ascii="Times New Roman" w:eastAsia="Times New Roman" w:hAnsi="Times New Roman" w:cs="Times New Roman"/>
+          <w:color w:val="auto"/>
+          <w:sz w:val="24"/>
+          <w:szCs w:val="24"/>
+        </w:rPr>
+        <w:t>)</w:t>
+      </w:r>
+    </w:p>
+    <w:p>
+      <w:pPr>
+        <w:spacing w:before="100" w:beforeAutospacing="1" w:after="100" w:afterAutospacing="1" w:line="240" w:lineRule="auto"/>
+        <w:ind w:left="720"/>
+        <w:rPr>
+          <w:rFonts w:ascii="Times New Roman" w:eastAsia="Times New Roman" w:hAnsi="Times New Roman" w:cs="Times New Roman"/>
+          <w:color w:val="auto"/>
+          <w:sz w:val="24"/>
+          <w:szCs w:val="24"/>
+        </w:rPr>
+      </w:pPr>
     </w:p>
     <w:p>
       <w:pPr>
@@ -515,7 +534,6 @@
           <w:sz w:val="24"/>
           <w:szCs w:val="24"/>
         </w:rPr>
-        <w:lastRenderedPageBreak/>
         <w:t>Member management: search, change tier, revoke access, magic link, delete</w:t>
       </w:r>
     </w:p>
@@ -540,6 +558,7 @@
           <w:sz w:val="24"/>
           <w:szCs w:val="24"/>
         </w:rPr>
+        <w:lastRenderedPageBreak/>
         <w:t>Reports: revenue, MRR, subscriptions, sign-ups, payments</w:t>
       </w:r>
     </w:p>

--- a/docs/MemberFrame-User-Guide.docx
+++ b/docs/MemberFrame-User-Guide.docx
@@ -192,18 +192,7 @@
           <w:sz w:val="24"/>
           <w:szCs w:val="24"/>
         </w:rPr>
-        <w:t xml:space="preserve"> (done</w:t>
-      </w:r>
-      <w:bookmarkStart w:id="0" w:name="_GoBack"/>
-      <w:bookmarkEnd w:id="0"/>
-      <w:r>
-        <w:rPr>
-          <w:rFonts w:ascii="Times New Roman" w:eastAsia="Times New Roman" w:hAnsi="Times New Roman" w:cs="Times New Roman"/>
-          <w:color w:val="auto"/>
-          <w:sz w:val="24"/>
-          <w:szCs w:val="24"/>
-        </w:rPr>
-        <w:t>)</w:t>
+        <w:t xml:space="preserve"> (done)</w:t>
       </w:r>
     </w:p>
     <w:p>
@@ -241,6 +230,42 @@
         </w:rPr>
         <w:t>Password reset and email verification</w:t>
       </w:r>
+      <w:r>
+        <w:rPr>
+          <w:rFonts w:ascii="Times New Roman" w:eastAsia="Times New Roman" w:hAnsi="Times New Roman" w:cs="Times New Roman"/>
+          <w:color w:val="auto"/>
+          <w:sz w:val="24"/>
+          <w:szCs w:val="24"/>
+        </w:rPr>
+        <w:t xml:space="preserve"> </w:t>
+      </w:r>
+      <w:r>
+        <w:rPr>
+          <w:rFonts w:ascii="Times New Roman" w:eastAsia="Times New Roman" w:hAnsi="Times New Roman" w:cs="Times New Roman"/>
+          <w:color w:val="auto"/>
+          <w:sz w:val="24"/>
+          <w:szCs w:val="24"/>
+        </w:rPr>
+        <w:t>(</w:t>
+      </w:r>
+      <w:r>
+        <w:rPr>
+          <w:rFonts w:ascii="Times New Roman" w:eastAsia="Times New Roman" w:hAnsi="Times New Roman" w:cs="Times New Roman"/>
+          <w:color w:val="auto"/>
+          <w:sz w:val="24"/>
+          <w:szCs w:val="24"/>
+        </w:rPr>
+        <w:t>Done</w:t>
+      </w:r>
+      <w:r>
+        <w:rPr>
+          <w:rFonts w:ascii="Times New Roman" w:eastAsia="Times New Roman" w:hAnsi="Times New Roman" w:cs="Times New Roman"/>
+          <w:color w:val="auto"/>
+          <w:sz w:val="24"/>
+          <w:szCs w:val="24"/>
+        </w:rPr>
+        <w:t>)</w:t>
+      </w:r>
     </w:p>
     <w:p>
       <w:pPr>
@@ -265,6 +290,15 @@
         </w:rPr>
         <w:t>Membership tiers: Free plus paid plans with monthly, yearly or lifetime prices</w:t>
       </w:r>
+      <w:r>
+        <w:rPr>
+          <w:rFonts w:ascii="Times New Roman" w:eastAsia="Times New Roman" w:hAnsi="Times New Roman" w:cs="Times New Roman"/>
+          <w:color w:val="auto"/>
+          <w:sz w:val="24"/>
+          <w:szCs w:val="24"/>
+        </w:rPr>
+        <w:t xml:space="preserve"> (Done)</w:t>
+      </w:r>
     </w:p>
     <w:p>
       <w:pPr>
@@ -300,6 +334,15 @@
         <w:t>Razorpay</w:t>
       </w:r>
       <w:proofErr w:type="spellEnd"/>
+      <w:r>
+        <w:rPr>
+          <w:rFonts w:ascii="Times New Roman" w:eastAsia="Times New Roman" w:hAnsi="Times New Roman" w:cs="Times New Roman"/>
+          <w:color w:val="auto"/>
+          <w:sz w:val="24"/>
+          <w:szCs w:val="24"/>
+        </w:rPr>
+        <w:t xml:space="preserve"> (Done)</w:t>
+      </w:r>
     </w:p>
     <w:p>
       <w:pPr>
@@ -348,6 +391,15 @@
         </w:rPr>
         <w:t>Page locks: make whole pages members-only, by tier</w:t>
       </w:r>
+      <w:r>
+        <w:rPr>
+          <w:rFonts w:ascii="Times New Roman" w:eastAsia="Times New Roman" w:hAnsi="Times New Roman" w:cs="Times New Roman"/>
+          <w:color w:val="auto"/>
+          <w:sz w:val="24"/>
+          <w:szCs w:val="24"/>
+        </w:rPr>
+        <w:t xml:space="preserve"> (Done)</w:t>
+      </w:r>
     </w:p>
     <w:p>
       <w:pPr>
@@ -372,6 +424,15 @@
         </w:rPr>
         <w:t>Section locks: hide sections from visitors without access</w:t>
       </w:r>
+      <w:r>
+        <w:rPr>
+          <w:rFonts w:ascii="Times New Roman" w:eastAsia="Times New Roman" w:hAnsi="Times New Roman" w:cs="Times New Roman"/>
+          <w:color w:val="auto"/>
+          <w:sz w:val="24"/>
+          <w:szCs w:val="24"/>
+        </w:rPr>
+        <w:t xml:space="preserve"> (Done)</w:t>
+      </w:r>
     </w:p>
     <w:p>
       <w:pPr>
@@ -416,6 +477,15 @@
         </w:rPr>
         <w:t xml:space="preserve"> reads, then sign up</w:t>
       </w:r>
+      <w:r>
+        <w:rPr>
+          <w:rFonts w:ascii="Times New Roman" w:eastAsia="Times New Roman" w:hAnsi="Times New Roman" w:cs="Times New Roman"/>
+          <w:color w:val="auto"/>
+          <w:sz w:val="24"/>
+          <w:szCs w:val="24"/>
+        </w:rPr>
+        <w:t xml:space="preserve"> (Done)</w:t>
+      </w:r>
     </w:p>
     <w:p>
       <w:pPr>
@@ -440,6 +510,15 @@
         </w:rPr>
         <w:t>Protected file downloads for members</w:t>
       </w:r>
+      <w:r>
+        <w:rPr>
+          <w:rFonts w:ascii="Times New Roman" w:eastAsia="Times New Roman" w:hAnsi="Times New Roman" w:cs="Times New Roman"/>
+          <w:color w:val="auto"/>
+          <w:sz w:val="24"/>
+          <w:szCs w:val="24"/>
+        </w:rPr>
+        <w:t xml:space="preserve"> (Download)</w:t>
+      </w:r>
     </w:p>
     <w:p>
       <w:pPr>
@@ -464,6 +543,15 @@
         </w:rPr>
         <w:t>Member dashboard: profile, plan, billing, cancel and resume</w:t>
       </w:r>
+      <w:r>
+        <w:rPr>
+          <w:rFonts w:ascii="Times New Roman" w:eastAsia="Times New Roman" w:hAnsi="Times New Roman" w:cs="Times New Roman"/>
+          <w:color w:val="auto"/>
+          <w:sz w:val="24"/>
+          <w:szCs w:val="24"/>
+        </w:rPr>
+        <w:t xml:space="preserve"> (Done)</w:t>
+      </w:r>
     </w:p>
     <w:p>
       <w:pPr>
@@ -488,6 +576,15 @@
         </w:rPr>
         <w:t>Custom profile fields</w:t>
       </w:r>
+      <w:r>
+        <w:rPr>
+          <w:rFonts w:ascii="Times New Roman" w:eastAsia="Times New Roman" w:hAnsi="Times New Roman" w:cs="Times New Roman"/>
+          <w:color w:val="auto"/>
+          <w:sz w:val="24"/>
+          <w:szCs w:val="24"/>
+        </w:rPr>
+        <w:t xml:space="preserve"> (Done)</w:t>
+      </w:r>
     </w:p>
     <w:p>
       <w:pPr>
@@ -512,6 +609,15 @@
         </w:rPr>
         <w:t>Bookmarks: members save items to a personal list</w:t>
       </w:r>
+      <w:r>
+        <w:rPr>
+          <w:rFonts w:ascii="Times New Roman" w:eastAsia="Times New Roman" w:hAnsi="Times New Roman" w:cs="Times New Roman"/>
+          <w:color w:val="auto"/>
+          <w:sz w:val="24"/>
+          <w:szCs w:val="24"/>
+        </w:rPr>
+        <w:t xml:space="preserve"> (Done)</w:t>
+      </w:r>
     </w:p>
     <w:p>
       <w:pPr>
@@ -536,6 +642,15 @@
         </w:rPr>
         <w:t>Member management: search, change tier, revoke access, magic link, delete</w:t>
       </w:r>
+      <w:r>
+        <w:rPr>
+          <w:rFonts w:ascii="Times New Roman" w:eastAsia="Times New Roman" w:hAnsi="Times New Roman" w:cs="Times New Roman"/>
+          <w:color w:val="auto"/>
+          <w:sz w:val="24"/>
+          <w:szCs w:val="24"/>
+        </w:rPr>
+        <w:t xml:space="preserve"> </w:t>
+      </w:r>
     </w:p>
     <w:p>
       <w:pPr>
@@ -585,6 +700,15 @@
         </w:rPr>
         <w:t>Webhooks to send member events to other tools</w:t>
       </w:r>
+      <w:r>
+        <w:rPr>
+          <w:rFonts w:ascii="Times New Roman" w:eastAsia="Times New Roman" w:hAnsi="Times New Roman" w:cs="Times New Roman"/>
+          <w:color w:val="auto"/>
+          <w:sz w:val="24"/>
+          <w:szCs w:val="24"/>
+        </w:rPr>
+        <w:t xml:space="preserve"> (Done)</w:t>
+      </w:r>
     </w:p>
     <w:p>
       <w:pPr>
@@ -609,6 +733,26 @@
         </w:rPr>
         <w:t>Custom SMTP for your own email sender</w:t>
       </w:r>
+      <w:r>
+        <w:rPr>
+          <w:rFonts w:ascii="Times New Roman" w:eastAsia="Times New Roman" w:hAnsi="Times New Roman" w:cs="Times New Roman"/>
+          <w:color w:val="auto"/>
+          <w:sz w:val="24"/>
+          <w:szCs w:val="24"/>
+        </w:rPr>
+        <w:t xml:space="preserve"> (Done</w:t>
+      </w:r>
+      <w:bookmarkStart w:id="0" w:name="_GoBack"/>
+      <w:bookmarkEnd w:id="0"/>
+      <w:r>
+        <w:rPr>
+          <w:rFonts w:ascii="Times New Roman" w:eastAsia="Times New Roman" w:hAnsi="Times New Roman" w:cs="Times New Roman"/>
+          <w:color w:val="auto"/>
+          <w:sz w:val="24"/>
+          <w:szCs w:val="24"/>
+        </w:rPr>
+        <w:t>)</w:t>
+      </w:r>
     </w:p>
     <w:p>
       <w:pPr>
@@ -632,6 +776,15 @@
           <w:szCs w:val="24"/>
         </w:rPr>
         <w:t>Ready-made pages for sign in, sign up, reset password, dashboard and pricing</w:t>
+      </w:r>
+      <w:r>
+        <w:rPr>
+          <w:rFonts w:ascii="Times New Roman" w:eastAsia="Times New Roman" w:hAnsi="Times New Roman" w:cs="Times New Roman"/>
+          <w:color w:val="auto"/>
+          <w:sz w:val="24"/>
+          <w:szCs w:val="24"/>
+        </w:rPr>
+        <w:t xml:space="preserve"> (Done)</w:t>
       </w:r>
     </w:p>
     <w:p>
